--- a/Manual_Perdorimi_V2.docx
+++ b/Manual_Perdorimi_V2.docx
@@ -34,7 +34,7 @@
           <w:b w:val="on"/>
           <w:sz w:val="28"/>
         </w:rPr>
-        <w:t>1. Admin Dashboard</w:t>
+        <w:t>1. logincredentials</w:t>
       </w:r>
     </w:p>
     <w:p>
@@ -57,7 +57,7 @@
         <w:rPr>
           <w:sz w:val="22"/>
         </w:rPr>
-        <w:t>Faqja "Admin Dashboard" shfaq të dhëna në formë tabelare dhe mundëson administrimin e informacionit të regjistruar në sistem. Faqja është e organizuar në seksione funksionale si Detajet e Matrikullimit sipas Universiteteve, Përpunimi i Aplikimeve, duke ndihmuar përdoruesin të orientohet gjatë përdorimit të saj. Të dhënat paraqiten në tabelë me kolona si UNIVERSITETI, LLOJI, PROGRESI, MATRIKULLUAR / TOTAL. Informacioni në faqe është i ndarë në tab-e, duke e bërë më të lehtë navigimin ndërmjet kategorive të të dhënave.</w:t>
+        <w:t>Faqja "logincredentials" shfaq të dhëna në formë tabelare dhe mundëson administrimin e informacionit të regjistruar në sistem. Faqja është e organizuar në seksione funksionale si Përpunimi i Aplikimeve, duke ndihmuar përdoruesin të orientohet gjatë përdorimit të saj. Të dhënat paraqiten në tabelë me kolona si SHËRBIMI, TOTALI, NË PROCES, APROVUAR, REFUZUAR, KOHA MESATARE. Informacioni në faqe është i ndarë në tab-e, duke e bërë më të lehtë navigimin ndërmjet kategorive të të dhënave.</w:t>
       </w:r>
     </w:p>
     <w:p>
@@ -68,7 +68,7 @@
       <w:r>
         <w:drawing>
           <wp:inline distT="0" distR="0" distB="0" distL="0">
-            <wp:extent cx="5448300" cy="4038600"/>
+            <wp:extent cx="5461000" cy="2590800"/>
             <wp:docPr id="0" name="Drawing 0" descr="dashboard_page.png"/>
             <a:graphic xmlns:a="http://schemas.openxmlformats.org/drawingml/2006/main">
               <a:graphicData uri="http://schemas.openxmlformats.org/drawingml/2006/picture">
@@ -88,7 +88,7 @@
                   <pic:spPr>
                     <a:xfrm>
                       <a:off x="0" y="0"/>
-                      <a:ext cx="5448300" cy="4038600"/>
+                      <a:ext cx="5461000" cy="2590800"/>
                     </a:xfrm>
                     <a:prstGeom prst="rect">
                       <a:avLst/>
@@ -111,7 +111,7 @@
           <w:i w:val="on"/>
           <w:sz w:val="20"/>
         </w:rPr>
-        <w:t>Figura 1. Admin Dashboard</w:t>
+        <w:t>Figura 1. logincredentials</w:t>
       </w:r>
     </w:p>
     <w:p>
@@ -134,19 +134,7 @@
         <w:rPr>
           <w:sz w:val="22"/>
         </w:rPr>
-        <w:t>Faqja "Admin Dashboard" shfaq të dhënat e sistemit në formë tabelare dhe mundëson administrimin e tyre. Faqja është e organizuar në seksione funksionale si Detajet e Matrikullimit sipas Universiteteve, Përpunimi i Aplikimeve, të cilat ndihmojnë përdoruesin të orientohet gjatë përdorimit të saj. Fushat kryesore të identifikuara në këtë faqe janë: Zgjidhni periudhën.... Të dhënat shfaqen në tabelë me kolonat kryesore: UNIVERSITETI, LLOJI, PROGRESI, MATRIKULLUAR / TOTAL. Faqja përmban ndarje në tab-e, të cilat organizojnë informacionin sipas kategorive funksionale.</w:t>
-      </w:r>
-    </w:p>
-    <w:p>
-      <w:pPr>
-        <w:spacing w:before="250" w:after="120"/>
-      </w:pPr>
-      <w:r>
-        <w:rPr>
-          <w:b w:val="on"/>
-          <w:sz w:val="28"/>
-        </w:rPr>
-        <w:t>1.3 Udhëzime përdorimi</w:t>
+        <w:t>Faqja "logincredentials" shfaq të dhënat e sistemit në formë tabelare dhe mundëson administrimin e tyre. Faqja është e organizuar në seksione funksionale si Përpunimi i Aplikimeve, të cilat ndihmojnë përdoruesin të orientohet gjatë përdorimit të saj. Fushat kryesore të identifikuara në këtë faqe janë: Zgjidhni periudhën.... Të dhënat shfaqen në tabelë me kolonat kryesore: SHËRBIMI, TOTALI, NË PROCES, APROVUAR, REFUZUAR, KOHA MESATARE, PROGRESI. Faqja përmban ndarje në tab-e, të cilat organizojnë informacionin sipas kategorive funksionale.</w:t>
       </w:r>
     </w:p>
     <w:p>
@@ -226,7 +214,7 @@
       <w:r>
         <w:drawing>
           <wp:inline distT="0" distR="0" distB="0" distL="0">
-            <wp:extent cx="5448300" cy="2781300"/>
+            <wp:extent cx="5461000" cy="2590800"/>
             <wp:docPr id="1" name="Drawing 1" descr="page_2.png"/>
             <a:graphic xmlns:a="http://schemas.openxmlformats.org/drawingml/2006/main">
               <a:graphicData uri="http://schemas.openxmlformats.org/drawingml/2006/picture">
@@ -246,7 +234,7 @@
                   <pic:spPr>
                     <a:xfrm>
                       <a:off x="0" y="0"/>
-                      <a:ext cx="5448300" cy="2781300"/>
+                      <a:ext cx="5461000" cy="2590800"/>
                     </a:xfrm>
                     <a:prstGeom prst="rect">
                       <a:avLst/>
@@ -297,18 +285,6 @@
     </w:p>
     <w:p>
       <w:pPr>
-        <w:spacing w:before="250" w:after="120"/>
-      </w:pPr>
-      <w:r>
-        <w:rPr>
-          <w:b w:val="on"/>
-          <w:sz w:val="28"/>
-        </w:rPr>
-        <w:t>2.3 Udhëzime përdorimi</w:t>
-      </w:r>
-    </w:p>
-    <w:p>
-      <w:pPr>
         <w:spacing w:after="120"/>
       </w:pPr>
       <w:r>
@@ -429,7 +405,7 @@
       <w:r>
         <w:drawing>
           <wp:inline distT="0" distR="0" distB="0" distL="0">
-            <wp:extent cx="5448300" cy="1993900"/>
+            <wp:extent cx="5461000" cy="2590800"/>
             <wp:docPr id="2" name="Drawing 2" descr="page_3.png"/>
             <a:graphic xmlns:a="http://schemas.openxmlformats.org/drawingml/2006/main">
               <a:graphicData uri="http://schemas.openxmlformats.org/drawingml/2006/picture">
@@ -449,7 +425,7 @@
                   <pic:spPr>
                     <a:xfrm>
                       <a:off x="0" y="0"/>
-                      <a:ext cx="5448300" cy="1993900"/>
+                      <a:ext cx="5461000" cy="2590800"/>
                     </a:xfrm>
                     <a:prstGeom prst="rect">
                       <a:avLst/>
@@ -549,7 +525,7 @@
       <w:r>
         <w:drawing>
           <wp:inline distT="0" distR="0" distB="0" distL="0">
-            <wp:extent cx="5448300" cy="2070100"/>
+            <wp:extent cx="5461000" cy="2590800"/>
             <wp:docPr id="3" name="Drawing 3" descr="page_4.png"/>
             <a:graphic xmlns:a="http://schemas.openxmlformats.org/drawingml/2006/main">
               <a:graphicData uri="http://schemas.openxmlformats.org/drawingml/2006/picture">
@@ -569,7 +545,7 @@
                   <pic:spPr>
                     <a:xfrm>
                       <a:off x="0" y="0"/>
-                      <a:ext cx="5448300" cy="2070100"/>
+                      <a:ext cx="5461000" cy="2590800"/>
                     </a:xfrm>
                     <a:prstGeom prst="rect">
                       <a:avLst/>
@@ -620,18 +596,6 @@
     </w:p>
     <w:p>
       <w:pPr>
-        <w:spacing w:before="250" w:after="120"/>
-      </w:pPr>
-      <w:r>
-        <w:rPr>
-          <w:b w:val="on"/>
-          <w:sz w:val="28"/>
-        </w:rPr>
-        <w:t>4.3 Udhëzime përdorimi</w:t>
-      </w:r>
-    </w:p>
-    <w:p>
-      <w:pPr>
         <w:spacing w:after="120"/>
       </w:pPr>
       <w:r>
@@ -785,7 +749,7 @@
       <w:r>
         <w:drawing>
           <wp:inline distT="0" distR="0" distB="0" distL="0">
-            <wp:extent cx="5448300" cy="2082800"/>
+            <wp:extent cx="5461000" cy="2590800"/>
             <wp:docPr id="4" name="Drawing 4" descr="page_5.png"/>
             <a:graphic xmlns:a="http://schemas.openxmlformats.org/drawingml/2006/main">
               <a:graphicData uri="http://schemas.openxmlformats.org/drawingml/2006/picture">
@@ -805,7 +769,7 @@
                   <pic:spPr>
                     <a:xfrm>
                       <a:off x="0" y="0"/>
-                      <a:ext cx="5448300" cy="2082800"/>
+                      <a:ext cx="5461000" cy="2590800"/>
                     </a:xfrm>
                     <a:prstGeom prst="rect">
                       <a:avLst/>
@@ -856,18 +820,6 @@
     </w:p>
     <w:p>
       <w:pPr>
-        <w:spacing w:before="250" w:after="120"/>
-      </w:pPr>
-      <w:r>
-        <w:rPr>
-          <w:b w:val="on"/>
-          <w:sz w:val="28"/>
-        </w:rPr>
-        <w:t>5.3 Udhëzime përdorimi</w:t>
-      </w:r>
-    </w:p>
-    <w:p>
-      <w:pPr>
         <w:spacing w:after="120"/>
       </w:pPr>
       <w:r>
@@ -921,6 +873,51 @@
           <w:sz w:val="22"/>
         </w:rPr>
         <w:t>- Klikoni butonin "Viti i fillimit të studimeve" për të ekzekutuar funksionalitetin përkatës në sistem.</w:t>
+      </w:r>
+    </w:p>
+    <w:p>
+      <w:pPr>
+        <w:spacing w:before="250" w:after="120"/>
+      </w:pPr>
+      <w:r>
+        <w:rPr>
+          <w:b w:val="on"/>
+          <w:sz w:val="28"/>
+        </w:rPr>
+        <w:t>5.4 Veprime funksionale të faqes</w:t>
+      </w:r>
+    </w:p>
+    <w:p>
+      <w:pPr>
+        <w:spacing w:after="120"/>
+      </w:pPr>
+      <w:r>
+        <w:rPr>
+          <w:sz w:val="22"/>
+        </w:rPr>
+        <w:t>Faqja përmban veprimet funksionale të mëposhtme:</w:t>
+      </w:r>
+    </w:p>
+    <w:p>
+      <w:pPr>
+        <w:spacing w:after="120"/>
+      </w:pPr>
+      <w:r>
+        <w:rPr>
+          <w:sz w:val="22"/>
+        </w:rPr>
+        <w:t>- Butoni "Shto student manulisht" përdoret për shtimin e një rekordi të ri.</w:t>
+      </w:r>
+    </w:p>
+    <w:p>
+      <w:pPr>
+        <w:spacing w:after="120"/>
+      </w:pPr>
+      <w:r>
+        <w:rPr>
+          <w:sz w:val="22"/>
+        </w:rPr>
+        <w:t>- Butoni "Ndysho statusin e studentit ne joaktiv" përdoret për fshirjen ose çaktivizimin e të dhënës përkatëse.</w:t>
       </w:r>
     </w:p>
     <w:p>
@@ -966,7 +963,7 @@
       <w:r>
         <w:drawing>
           <wp:inline distT="0" distR="0" distB="0" distL="0">
-            <wp:extent cx="5448300" cy="2095500"/>
+            <wp:extent cx="5461000" cy="2590800"/>
             <wp:docPr id="5" name="Drawing 5" descr="page_6.png"/>
             <a:graphic xmlns:a="http://schemas.openxmlformats.org/drawingml/2006/main">
               <a:graphicData uri="http://schemas.openxmlformats.org/drawingml/2006/picture">
@@ -986,7 +983,7 @@
                   <pic:spPr>
                     <a:xfrm>
                       <a:off x="0" y="0"/>
-                      <a:ext cx="5448300" cy="2095500"/>
+                      <a:ext cx="5461000" cy="2590800"/>
                     </a:xfrm>
                     <a:prstGeom prst="rect">
                       <a:avLst/>
@@ -1033,18 +1030,6 @@
           <w:sz w:val="22"/>
         </w:rPr>
         <w:t>Faqja "Importimi i Studentëve të Pezulluar" përdoret për administrimin, kërkimin dhe konsultimin e informacionit të studentëve në sistem. Fushat kryesore të identifikuara në këtë faqe janë: Viti i fillimit të studimeve. Veprimet kryesore që mund të kryhen në këtë faqe përfshijnë: butoni "Viti i fillimit të studimeve" shfaq rezultatet sipas kritereve të kërkimit; butoni "Viti i fillimit të studimeve" ekzekuton veprimin përkatës në sistem.</w:t>
-      </w:r>
-    </w:p>
-    <w:p>
-      <w:pPr>
-        <w:spacing w:before="250" w:after="120"/>
-      </w:pPr>
-      <w:r>
-        <w:rPr>
-          <w:b w:val="on"/>
-          <w:sz w:val="28"/>
-        </w:rPr>
-        <w:t>6.3 Udhëzime përdorimi</w:t>
       </w:r>
     </w:p>
     <w:p>
@@ -1157,7 +1142,7 @@
       <w:r>
         <w:drawing>
           <wp:inline distT="0" distR="0" distB="0" distL="0">
-            <wp:extent cx="5448300" cy="1993900"/>
+            <wp:extent cx="5461000" cy="2590800"/>
             <wp:docPr id="6" name="Drawing 6" descr="page_7.png"/>
             <a:graphic xmlns:a="http://schemas.openxmlformats.org/drawingml/2006/main">
               <a:graphicData uri="http://schemas.openxmlformats.org/drawingml/2006/picture">
@@ -1177,7 +1162,7 @@
                   <pic:spPr>
                     <a:xfrm>
                       <a:off x="0" y="0"/>
-                      <a:ext cx="5448300" cy="1993900"/>
+                      <a:ext cx="5461000" cy="2590800"/>
                     </a:xfrm>
                     <a:prstGeom prst="rect">
                       <a:avLst/>
@@ -1228,18 +1213,6 @@
     </w:p>
     <w:p>
       <w:pPr>
-        <w:spacing w:before="250" w:after="120"/>
-      </w:pPr>
-      <w:r>
-        <w:rPr>
-          <w:b w:val="on"/>
-          <w:sz w:val="28"/>
-        </w:rPr>
-        <w:t>7.3 Udhëzime përdorimi</w:t>
-      </w:r>
-    </w:p>
-    <w:p>
-      <w:pPr>
         <w:spacing w:after="120"/>
       </w:pPr>
       <w:r>
@@ -1315,7 +1288,7 @@
       <w:r>
         <w:drawing>
           <wp:inline distT="0" distR="0" distB="0" distL="0">
-            <wp:extent cx="5448300" cy="2082800"/>
+            <wp:extent cx="5461000" cy="2590800"/>
             <wp:docPr id="7" name="Drawing 7" descr="page_8.png"/>
             <a:graphic xmlns:a="http://schemas.openxmlformats.org/drawingml/2006/main">
               <a:graphicData uri="http://schemas.openxmlformats.org/drawingml/2006/picture">
@@ -1335,7 +1308,7 @@
                   <pic:spPr>
                     <a:xfrm>
                       <a:off x="0" y="0"/>
-                      <a:ext cx="5448300" cy="2082800"/>
+                      <a:ext cx="5461000" cy="2590800"/>
                     </a:xfrm>
                     <a:prstGeom prst="rect">
                       <a:avLst/>
@@ -1382,18 +1355,6 @@
           <w:sz w:val="22"/>
         </w:rPr>
         <w:t>Faqja "Statusi i Studentëve" mundëson kërkimin, filtrimin dhe administrimin e të dhënave të studentëve. Fushat kryesore të identifikuara në këtë faqe janë: Viti i fillimit të studimeve. Veprimet kryesore që mund të kryhen në këtë faqe përfshijnë: butoni "Viti i fillimit të studimeve" ekzekuton veprimin përkatës në sistem. Të dhënat shfaqen në tabelë me kolonat kryesore: Nr, Emri, Atësia, Mbiemri, NID, NIM, Gjinia, Datëlindja. Faqja përmban ndarje në tab-e, të cilat organizojnë informacionin sipas kategorive funksionale.</w:t>
-      </w:r>
-    </w:p>
-    <w:p>
-      <w:pPr>
-        <w:spacing w:before="250" w:after="120"/>
-      </w:pPr>
-      <w:r>
-        <w:rPr>
-          <w:b w:val="on"/>
-          <w:sz w:val="28"/>
-        </w:rPr>
-        <w:t>8.3 Udhëzime përdorimi</w:t>
       </w:r>
     </w:p>
     <w:p>
@@ -1506,7 +1467,7 @@
       <w:r>
         <w:drawing>
           <wp:inline distT="0" distR="0" distB="0" distL="0">
-            <wp:extent cx="5448300" cy="1993900"/>
+            <wp:extent cx="5461000" cy="2590800"/>
             <wp:docPr id="8" name="Drawing 8" descr="page_9.png"/>
             <a:graphic xmlns:a="http://schemas.openxmlformats.org/drawingml/2006/main">
               <a:graphicData uri="http://schemas.openxmlformats.org/drawingml/2006/picture">
@@ -1526,7 +1487,7 @@
                   <pic:spPr>
                     <a:xfrm>
                       <a:off x="0" y="0"/>
-                      <a:ext cx="5448300" cy="1993900"/>
+                      <a:ext cx="5461000" cy="2590800"/>
                     </a:xfrm>
                     <a:prstGeom prst="rect">
                       <a:avLst/>
@@ -1577,18 +1538,6 @@
     </w:p>
     <w:p>
       <w:pPr>
-        <w:spacing w:before="250" w:after="120"/>
-      </w:pPr>
-      <w:r>
-        <w:rPr>
-          <w:b w:val="on"/>
-          <w:sz w:val="28"/>
-        </w:rPr>
-        <w:t>9.3 Udhëzime përdorimi</w:t>
-      </w:r>
-    </w:p>
-    <w:p>
-      <w:pPr>
         <w:spacing w:after="120"/>
       </w:pPr>
       <w:r>
@@ -1664,7 +1613,7 @@
       <w:r>
         <w:drawing>
           <wp:inline distT="0" distR="0" distB="0" distL="0">
-            <wp:extent cx="5448300" cy="2082800"/>
+            <wp:extent cx="5461000" cy="2590800"/>
             <wp:docPr id="9" name="Drawing 9" descr="page_10.png"/>
             <a:graphic xmlns:a="http://schemas.openxmlformats.org/drawingml/2006/main">
               <a:graphicData uri="http://schemas.openxmlformats.org/drawingml/2006/picture">
@@ -1684,7 +1633,7 @@
                   <pic:spPr>
                     <a:xfrm>
                       <a:off x="0" y="0"/>
-                      <a:ext cx="5448300" cy="2082800"/>
+                      <a:ext cx="5461000" cy="2590800"/>
                     </a:xfrm>
                     <a:prstGeom prst="rect">
                       <a:avLst/>
@@ -1735,18 +1684,6 @@
     </w:p>
     <w:p>
       <w:pPr>
-        <w:spacing w:before="250" w:after="120"/>
-      </w:pPr>
-      <w:r>
-        <w:rPr>
-          <w:b w:val="on"/>
-          <w:sz w:val="28"/>
-        </w:rPr>
-        <w:t>10.3 Udhëzime përdorimi</w:t>
-      </w:r>
-    </w:p>
-    <w:p>
-      <w:pPr>
         <w:spacing w:after="120"/>
       </w:pPr>
       <w:r>
@@ -1845,7 +1782,7 @@
       <w:r>
         <w:drawing>
           <wp:inline distT="0" distR="0" distB="0" distL="0">
-            <wp:extent cx="5448300" cy="2082800"/>
+            <wp:extent cx="5461000" cy="2590800"/>
             <wp:docPr id="10" name="Drawing 10" descr="page_11.png"/>
             <a:graphic xmlns:a="http://schemas.openxmlformats.org/drawingml/2006/main">
               <a:graphicData uri="http://schemas.openxmlformats.org/drawingml/2006/picture">
@@ -1865,7 +1802,7 @@
                   <pic:spPr>
                     <a:xfrm>
                       <a:off x="0" y="0"/>
-                      <a:ext cx="5448300" cy="2082800"/>
+                      <a:ext cx="5461000" cy="2590800"/>
                     </a:xfrm>
                     <a:prstGeom prst="rect">
                       <a:avLst/>
@@ -1916,18 +1853,6 @@
     </w:p>
     <w:p>
       <w:pPr>
-        <w:spacing w:before="250" w:after="120"/>
-      </w:pPr>
-      <w:r>
-        <w:rPr>
-          <w:b w:val="on"/>
-          <w:sz w:val="28"/>
-        </w:rPr>
-        <w:t>11.3 Udhëzime përdorimi</w:t>
-      </w:r>
-    </w:p>
-    <w:p>
-      <w:pPr>
         <w:spacing w:after="120"/>
       </w:pPr>
       <w:r>
@@ -2026,7 +1951,7 @@
       <w:r>
         <w:drawing>
           <wp:inline distT="0" distR="0" distB="0" distL="0">
-            <wp:extent cx="5448300" cy="2082800"/>
+            <wp:extent cx="5461000" cy="2590800"/>
             <wp:docPr id="11" name="Drawing 11" descr="page_12.png"/>
             <a:graphic xmlns:a="http://schemas.openxmlformats.org/drawingml/2006/main">
               <a:graphicData uri="http://schemas.openxmlformats.org/drawingml/2006/picture">
@@ -2046,7 +1971,7 @@
                   <pic:spPr>
                     <a:xfrm>
                       <a:off x="0" y="0"/>
-                      <a:ext cx="5448300" cy="2082800"/>
+                      <a:ext cx="5461000" cy="2590800"/>
                     </a:xfrm>
                     <a:prstGeom prst="rect">
                       <a:avLst/>
@@ -2097,18 +2022,6 @@
     </w:p>
     <w:p>
       <w:pPr>
-        <w:spacing w:before="250" w:after="120"/>
-      </w:pPr>
-      <w:r>
-        <w:rPr>
-          <w:b w:val="on"/>
-          <w:sz w:val="28"/>
-        </w:rPr>
-        <w:t>12.3 Udhëzime përdorimi</w:t>
-      </w:r>
-    </w:p>
-    <w:p>
-      <w:pPr>
         <w:spacing w:after="120"/>
       </w:pPr>
       <w:r>
@@ -2207,7 +2120,7 @@
       <w:r>
         <w:drawing>
           <wp:inline distT="0" distR="0" distB="0" distL="0">
-            <wp:extent cx="5448300" cy="1993900"/>
+            <wp:extent cx="5461000" cy="2590800"/>
             <wp:docPr id="12" name="Drawing 12" descr="page_13.png"/>
             <a:graphic xmlns:a="http://schemas.openxmlformats.org/drawingml/2006/main">
               <a:graphicData uri="http://schemas.openxmlformats.org/drawingml/2006/picture">
@@ -2227,7 +2140,7 @@
                   <pic:spPr>
                     <a:xfrm>
                       <a:off x="0" y="0"/>
-                      <a:ext cx="5448300" cy="1993900"/>
+                      <a:ext cx="5461000" cy="2590800"/>
                     </a:xfrm>
                     <a:prstGeom prst="rect">
                       <a:avLst/>
@@ -2278,18 +2191,6 @@
     </w:p>
     <w:p>
       <w:pPr>
-        <w:spacing w:before="250" w:after="120"/>
-      </w:pPr>
-      <w:r>
-        <w:rPr>
-          <w:b w:val="on"/>
-          <w:sz w:val="28"/>
-        </w:rPr>
-        <w:t>13.3 Udhëzime përdorimi</w:t>
-      </w:r>
-    </w:p>
-    <w:p>
-      <w:pPr>
         <w:spacing w:after="120"/>
       </w:pPr>
       <w:r>
@@ -2376,30 +2277,30 @@
           <w:b w:val="on"/>
           <w:sz w:val="28"/>
         </w:rPr>
-        <w:t>13.4 Dritaret modale të faqes</w:t>
-      </w:r>
-    </w:p>
-    <w:p>
-      <w:pPr>
-        <w:spacing w:before="120" w:after="60"/>
-      </w:pPr>
-      <w:r>
-        <w:rPr>
-          <w:b w:val="on"/>
-          <w:sz w:val="22"/>
-        </w:rPr>
-        <w:t>13.4.1 Modifiko Rol</w:t>
-      </w:r>
-    </w:p>
-    <w:p>
-      <w:pPr>
-        <w:spacing w:after="120"/>
-      </w:pPr>
-      <w:r>
-        <w:rPr>
-          <w:sz w:val="22"/>
-        </w:rPr>
-        <w:t>Kjo dritare modale hapet pas klikimit të butonit "Modifiko".</w:t>
+        <w:t>14. Përdoruesit</w:t>
+      </w:r>
+    </w:p>
+    <w:p>
+      <w:pPr>
+        <w:spacing w:before="250" w:after="120"/>
+      </w:pPr>
+      <w:r>
+        <w:rPr>
+          <w:b w:val="on"/>
+          <w:sz w:val="28"/>
+        </w:rPr>
+        <w:t>14.1 Përshkrimi i faqes</w:t>
+      </w:r>
+    </w:p>
+    <w:p>
+      <w:pPr>
+        <w:spacing w:after="120"/>
+      </w:pPr>
+      <w:r>
+        <w:rPr>
+          <w:sz w:val="22"/>
+        </w:rPr>
+        <w:t>Faqja "Përdoruesit" mundëson kërkimin, filtrimin dhe konsultimin e të dhënave në sistem. Fushat kryesore të faqes përfshijnë Zgjidhni institucionin. Në këtë faqe mund të kryhen veprime si shtimin e të dhënave, modifikimin e të dhënave, fshirjen ose çaktivizimin e të dhënave. Të dhënat paraqiten në tabelë me kolona si Nr, Përdoruesi, Emri, Mbiemri, Data e Fillimit, NID. Informacioni në faqe është i ndarë në tab-e, duke e bërë më të lehtë navigimin ndërmjet kategorive të të dhënave.</w:t>
       </w:r>
     </w:p>
     <w:p>
@@ -2410,13 +2311,13 @@
       <w:r>
         <w:drawing>
           <wp:inline distT="0" distR="0" distB="0" distL="0">
-            <wp:extent cx="5461000" cy="2476500"/>
-            <wp:docPr id="13" name="Drawing 13" descr="page_13_modal_1.png"/>
+            <wp:extent cx="5461000" cy="2590800"/>
+            <wp:docPr id="13" name="Drawing 13" descr="page_14.png"/>
             <a:graphic xmlns:a="http://schemas.openxmlformats.org/drawingml/2006/main">
               <a:graphicData uri="http://schemas.openxmlformats.org/drawingml/2006/picture">
                 <pic:pic xmlns:pic="http://schemas.openxmlformats.org/drawingml/2006/picture">
                   <pic:nvPicPr>
-                    <pic:cNvPr id="0" name="Picture 13" descr="page_13_modal_1.png"/>
+                    <pic:cNvPr id="0" name="Picture 13" descr="page_14.png"/>
                     <pic:cNvPicPr>
                       <a:picLocks noChangeAspect="true"/>
                     </pic:cNvPicPr>
@@ -2430,7 +2331,7 @@
                   <pic:spPr>
                     <a:xfrm>
                       <a:off x="0" y="0"/>
-                      <a:ext cx="5461000" cy="2476500"/>
+                      <a:ext cx="5461000" cy="2590800"/>
                     </a:xfrm>
                     <a:prstGeom prst="rect">
                       <a:avLst/>
@@ -2453,30 +2354,30 @@
           <w:i w:val="on"/>
           <w:sz w:val="20"/>
         </w:rPr>
-        <w:t>Figura 13. Modal - Modifiko Rol</w:t>
-      </w:r>
-    </w:p>
-    <w:p>
-      <w:pPr>
-        <w:spacing w:after="120"/>
-      </w:pPr>
-      <w:r>
-        <w:rPr>
-          <w:sz w:val="22"/>
-        </w:rPr>
-        <w:t>Elementet dhe veprimet kryesore të kësaj dritareje modale janë:</w:t>
-      </w:r>
-    </w:p>
-    <w:p>
-      <w:pPr>
-        <w:spacing w:before="250" w:after="120"/>
-      </w:pPr>
-      <w:r>
-        <w:rPr>
-          <w:b w:val="on"/>
-          <w:sz w:val="28"/>
-        </w:rPr>
-        <w:t>13.4.1 Udhëzime përdorimi</w:t>
+        <w:t>Figura 14. Përdoruesit</w:t>
+      </w:r>
+    </w:p>
+    <w:p>
+      <w:pPr>
+        <w:spacing w:before="250" w:after="120"/>
+      </w:pPr>
+      <w:r>
+        <w:rPr>
+          <w:b w:val="on"/>
+          <w:sz w:val="28"/>
+        </w:rPr>
+        <w:t>14.2 Përshkrimi i funksionaliteteve</w:t>
+      </w:r>
+    </w:p>
+    <w:p>
+      <w:pPr>
+        <w:spacing w:after="120"/>
+      </w:pPr>
+      <w:r>
+        <w:rPr>
+          <w:sz w:val="22"/>
+        </w:rPr>
+        <w:t>Faqja "Përdoruesit" përmban funksionalitete kërkimi dhe filtrimi të të dhënave. Fushat kryesore të identifikuara në këtë faqe janë: Zgjidhni institucionin. Të dhënat shfaqen në tabelë me kolonat kryesore: Nr, Përdoruesi, Emri, Mbiemri, Data e Fillimit, NID, Fakultetet. Faqja përmban ndarje në tab-e, të cilat organizojnë informacionin sipas kategorive funksionale.</w:t>
       </w:r>
     </w:p>
     <w:p>
@@ -2510,7 +2411,7 @@
         <w:rPr>
           <w:sz w:val="22"/>
         </w:rPr>
-        <w:t>- Plotësoni fushën "Emërtimi *" për të vendosur ose filtruar informacionin përkatës.</w:t>
+        <w:t>- Plotësoni fushën "Zgjidhni institucionin" për të vendosur ose filtruar informacionin përkatës.</w:t>
       </w:r>
     </w:p>
     <w:p>
@@ -2522,64 +2423,53 @@
           <w:b w:val="on"/>
           <w:sz w:val="22"/>
         </w:rPr>
-        <w:t>Kryerja e veprimeve</w:t>
-      </w:r>
-    </w:p>
-    <w:p>
-      <w:pPr>
-        <w:spacing w:after="120"/>
-      </w:pPr>
-      <w:r>
-        <w:rPr>
-          <w:sz w:val="22"/>
-        </w:rPr>
-        <w:t>- Klikoni butonin "Mbyll" për të ekzekutuar funksionalitetin përkatës në sistem.</w:t>
-      </w:r>
-    </w:p>
-    <w:p>
-      <w:pPr>
-        <w:spacing w:after="120"/>
-      </w:pPr>
-      <w:r>
-        <w:rPr>
-          <w:sz w:val="22"/>
-        </w:rPr>
-        <w:t>- Klikoni butonin "Emërtimi *" për të ekzekutuar funksionalitetin përkatës në sistem.</w:t>
-      </w:r>
-    </w:p>
-    <w:p>
-      <w:pPr>
-        <w:spacing w:before="250" w:after="120"/>
-      </w:pPr>
-      <w:r>
-        <w:rPr>
-          <w:b w:val="on"/>
-          <w:sz w:val="28"/>
-        </w:rPr>
-        <w:t>14. Përdoruesit</w:t>
-      </w:r>
-    </w:p>
-    <w:p>
-      <w:pPr>
-        <w:spacing w:before="250" w:after="120"/>
-      </w:pPr>
-      <w:r>
-        <w:rPr>
-          <w:b w:val="on"/>
-          <w:sz w:val="28"/>
-        </w:rPr>
-        <w:t>14.1 Përshkrimi i faqes</w:t>
-      </w:r>
-    </w:p>
-    <w:p>
-      <w:pPr>
-        <w:spacing w:after="120"/>
-      </w:pPr>
-      <w:r>
-        <w:rPr>
-          <w:sz w:val="22"/>
-        </w:rPr>
-        <w:t>Faqja "Përdoruesit" mundëson kërkimin, filtrimin dhe konsultimin e të dhënave në sistem. Fushat kryesore të faqes përfshijnë Zgjidhni institucionin. Në këtë faqe mund të kryhen veprime si shtimin e të dhënave, modifikimin e të dhënave, fshirjen ose çaktivizimin e të dhënave. Të dhënat paraqiten në tabelë me kolona si Nr, Përdoruesi, Emri, Mbiemri, Data e Fillimit, NID. Informacioni në faqe është i ndarë në tab-e, duke e bërë më të lehtë navigimin ndërmjet kategorive të të dhënave.</w:t>
+        <w:t>Përzgjedhja e vlerave</w:t>
+      </w:r>
+    </w:p>
+    <w:p>
+      <w:pPr>
+        <w:spacing w:after="120"/>
+      </w:pPr>
+      <w:r>
+        <w:rPr>
+          <w:sz w:val="22"/>
+        </w:rPr>
+        <w:t>- Zgjidhni një vlerë nga lista "Zgjidhni institucionin" për të përcaktuar kriterin përkatës.</w:t>
+      </w:r>
+    </w:p>
+    <w:p>
+      <w:pPr>
+        <w:spacing w:before="250" w:after="120"/>
+      </w:pPr>
+      <w:r>
+        <w:rPr>
+          <w:b w:val="on"/>
+          <w:sz w:val="28"/>
+        </w:rPr>
+        <w:t>15. Tip Rrjedhë Pune</w:t>
+      </w:r>
+    </w:p>
+    <w:p>
+      <w:pPr>
+        <w:spacing w:before="250" w:after="120"/>
+      </w:pPr>
+      <w:r>
+        <w:rPr>
+          <w:b w:val="on"/>
+          <w:sz w:val="28"/>
+        </w:rPr>
+        <w:t>15.1 Përshkrimi i faqes</w:t>
+      </w:r>
+    </w:p>
+    <w:p>
+      <w:pPr>
+        <w:spacing w:after="120"/>
+      </w:pPr>
+      <w:r>
+        <w:rPr>
+          <w:sz w:val="22"/>
+        </w:rPr>
+        <w:t>Faqja "Tip Rrjedhë Pune" mundëson kërkimin, filtrimin dhe konsultimin e të dhënave në sistem. Në këtë faqe mund të kryhen veprime si shtimin e të dhënave, modifikimin e të dhënave, fshirjen ose çaktivizimin e të dhënave. Të dhënat paraqiten në tabelë me kolona si Nr, Emërtimi, Përshkrimi, Data e Fillimit. Informacioni në faqe është i ndarë në tab-e, duke e bërë më të lehtë navigimin ndërmjet kategorive të të dhënave.</w:t>
       </w:r>
     </w:p>
     <w:p>
@@ -2590,13 +2480,13 @@
       <w:r>
         <w:drawing>
           <wp:inline distT="0" distR="0" distB="0" distL="0">
-            <wp:extent cx="5448300" cy="3556000"/>
-            <wp:docPr id="14" name="Drawing 14" descr="page_14.png"/>
+            <wp:extent cx="5461000" cy="2590800"/>
+            <wp:docPr id="14" name="Drawing 14" descr="page_15.png"/>
             <a:graphic xmlns:a="http://schemas.openxmlformats.org/drawingml/2006/main">
               <a:graphicData uri="http://schemas.openxmlformats.org/drawingml/2006/picture">
                 <pic:pic xmlns:pic="http://schemas.openxmlformats.org/drawingml/2006/picture">
                   <pic:nvPicPr>
-                    <pic:cNvPr id="0" name="Picture 14" descr="page_14.png"/>
+                    <pic:cNvPr id="0" name="Picture 14" descr="page_15.png"/>
                     <pic:cNvPicPr>
                       <a:picLocks noChangeAspect="true"/>
                     </pic:cNvPicPr>
@@ -2610,7 +2500,7 @@
                   <pic:spPr>
                     <a:xfrm>
                       <a:off x="0" y="0"/>
-                      <a:ext cx="5448300" cy="3556000"/>
+                      <a:ext cx="5461000" cy="2590800"/>
                     </a:xfrm>
                     <a:prstGeom prst="rect">
                       <a:avLst/>
@@ -2633,42 +2523,30 @@
           <w:i w:val="on"/>
           <w:sz w:val="20"/>
         </w:rPr>
-        <w:t>Figura 14. Përdoruesit</w:t>
-      </w:r>
-    </w:p>
-    <w:p>
-      <w:pPr>
-        <w:spacing w:before="250" w:after="120"/>
-      </w:pPr>
-      <w:r>
-        <w:rPr>
-          <w:b w:val="on"/>
-          <w:sz w:val="28"/>
-        </w:rPr>
-        <w:t>14.2 Përshkrimi i funksionaliteteve</w:t>
-      </w:r>
-    </w:p>
-    <w:p>
-      <w:pPr>
-        <w:spacing w:after="120"/>
-      </w:pPr>
-      <w:r>
-        <w:rPr>
-          <w:sz w:val="22"/>
-        </w:rPr>
-        <w:t>Faqja "Përdoruesit" përmban funksionalitete kërkimi dhe filtrimi të të dhënave. Fushat kryesore të identifikuara në këtë faqe janë: Zgjidhni institucionin. Të dhënat shfaqen në tabelë me kolonat kryesore: Nr, Përdoruesi, Emri, Mbiemri, Data e Fillimit, NID, Fakultetet. Faqja përmban ndarje në tab-e, të cilat organizojnë informacionin sipas kategorive funksionale.</w:t>
-      </w:r>
-    </w:p>
-    <w:p>
-      <w:pPr>
-        <w:spacing w:before="250" w:after="120"/>
-      </w:pPr>
-      <w:r>
-        <w:rPr>
-          <w:b w:val="on"/>
-          <w:sz w:val="28"/>
-        </w:rPr>
-        <w:t>14.3 Udhëzime përdorimi</w:t>
+        <w:t>Figura 15. Tip Rrjedhë Pune</w:t>
+      </w:r>
+    </w:p>
+    <w:p>
+      <w:pPr>
+        <w:spacing w:before="250" w:after="120"/>
+      </w:pPr>
+      <w:r>
+        <w:rPr>
+          <w:b w:val="on"/>
+          <w:sz w:val="28"/>
+        </w:rPr>
+        <w:t>15.2 Përshkrimi i funksionaliteteve</w:t>
+      </w:r>
+    </w:p>
+    <w:p>
+      <w:pPr>
+        <w:spacing w:after="120"/>
+      </w:pPr>
+      <w:r>
+        <w:rPr>
+          <w:sz w:val="22"/>
+        </w:rPr>
+        <w:t>Faqja "Tip Rrjedhë Pune" përdoret për administrimin e proceseve, statuseve dhe rrjedhave të punës në sistem. Fushat kryesore të identifikuara në këtë faqe janë: Kërko.... Veprimet kryesore që mund të kryhen në këtë faqe përfshijnë: butoni "Shto" shton të dhëna të reja në sistem; butoni "Modifiko" hap ndërfaqen për modifikimin e të dhënave; butoni "Fshi" fshin ose çaktivizon të dhënën përkatëse. Të dhënat shfaqen në tabelë me kolonat kryesore: Nr, Emërtimi, Përshkrimi, Data e Fillimit. Faqja përmban ndarje në tab-e, të cilat organizojnë informacionin sipas kategorive funksionale.</w:t>
       </w:r>
     </w:p>
     <w:p>
@@ -2702,7 +2580,7 @@
         <w:rPr>
           <w:sz w:val="22"/>
         </w:rPr>
-        <w:t>- Plotësoni fushën "Zgjidhni institucionin" për të vendosur ose filtruar informacionin përkatës.</w:t>
+        <w:t>- Plotësoni fushën "Kërko..." për të vendosur ose filtruar informacionin përkatës.</w:t>
       </w:r>
     </w:p>
     <w:p>
@@ -2714,53 +2592,75 @@
           <w:b w:val="on"/>
           <w:sz w:val="22"/>
         </w:rPr>
-        <w:t>Përzgjedhja e vlerave</w:t>
-      </w:r>
-    </w:p>
-    <w:p>
-      <w:pPr>
-        <w:spacing w:after="120"/>
-      </w:pPr>
-      <w:r>
-        <w:rPr>
-          <w:sz w:val="22"/>
-        </w:rPr>
-        <w:t>- Zgjidhni një vlerë nga lista "Zgjidhni institucionin" për të përcaktuar kriterin përkatës.</w:t>
-      </w:r>
-    </w:p>
-    <w:p>
-      <w:pPr>
-        <w:spacing w:before="250" w:after="120"/>
-      </w:pPr>
-      <w:r>
-        <w:rPr>
-          <w:b w:val="on"/>
-          <w:sz w:val="28"/>
-        </w:rPr>
-        <w:t>15. Tip Rrjedhë Pune</w:t>
-      </w:r>
-    </w:p>
-    <w:p>
-      <w:pPr>
-        <w:spacing w:before="250" w:after="120"/>
-      </w:pPr>
-      <w:r>
-        <w:rPr>
-          <w:b w:val="on"/>
-          <w:sz w:val="28"/>
-        </w:rPr>
-        <w:t>15.1 Përshkrimi i faqes</w:t>
-      </w:r>
-    </w:p>
-    <w:p>
-      <w:pPr>
-        <w:spacing w:after="120"/>
-      </w:pPr>
-      <w:r>
-        <w:rPr>
-          <w:sz w:val="22"/>
-        </w:rPr>
-        <w:t>Faqja "Tip Rrjedhë Pune" mundëson kërkimin, filtrimin dhe konsultimin e të dhënave në sistem. Në këtë faqe mund të kryhen veprime si shtimin e të dhënave, modifikimin e të dhënave, fshirjen ose çaktivizimin e të dhënave. Të dhënat paraqiten në tabelë me kolona si Nr, Emërtimi, Përshkrimi, Data e Fillimit. Informacioni në faqe është i ndarë në tab-e, duke e bërë më të lehtë navigimin ndërmjet kategorive të të dhënave.</w:t>
+        <w:t>Kryerja e veprimeve</w:t>
+      </w:r>
+    </w:p>
+    <w:p>
+      <w:pPr>
+        <w:spacing w:after="120"/>
+      </w:pPr>
+      <w:r>
+        <w:rPr>
+          <w:sz w:val="22"/>
+        </w:rPr>
+        <w:t>- Klikoni butonin "Shto" për të shtuar një rekord të ri në sistem.</w:t>
+      </w:r>
+    </w:p>
+    <w:p>
+      <w:pPr>
+        <w:spacing w:after="120"/>
+      </w:pPr>
+      <w:r>
+        <w:rPr>
+          <w:sz w:val="22"/>
+        </w:rPr>
+        <w:t>- Klikoni butonin "Modifiko" për të modifikuar të dhënat ekzistuese.</w:t>
+      </w:r>
+    </w:p>
+    <w:p>
+      <w:pPr>
+        <w:spacing w:after="120"/>
+      </w:pPr>
+      <w:r>
+        <w:rPr>
+          <w:sz w:val="22"/>
+        </w:rPr>
+        <w:t>- Klikoni butonin "Fshi" për të fshirë të dhënën përkatëse.</w:t>
+      </w:r>
+    </w:p>
+    <w:p>
+      <w:pPr>
+        <w:spacing w:before="250" w:after="120"/>
+      </w:pPr>
+      <w:r>
+        <w:rPr>
+          <w:b w:val="on"/>
+          <w:sz w:val="28"/>
+        </w:rPr>
+        <w:t>16. Statuset</w:t>
+      </w:r>
+    </w:p>
+    <w:p>
+      <w:pPr>
+        <w:spacing w:before="250" w:after="120"/>
+      </w:pPr>
+      <w:r>
+        <w:rPr>
+          <w:b w:val="on"/>
+          <w:sz w:val="28"/>
+        </w:rPr>
+        <w:t>16.1 Përshkrimi i faqes</w:t>
+      </w:r>
+    </w:p>
+    <w:p>
+      <w:pPr>
+        <w:spacing w:after="120"/>
+      </w:pPr>
+      <w:r>
+        <w:rPr>
+          <w:sz w:val="22"/>
+        </w:rPr>
+        <w:t>Faqja "Statuset" mundëson kërkimin, filtrimin dhe konsultimin e të dhënave në sistem. Në këtë faqe mund të kryhen veprime si shtimin e të dhënave, modifikimin e të dhënave, fshirjen ose çaktivizimin e të dhënave. Të dhënat paraqiten në tabelë me kolona si Nr, Statusi, Përshkrimi. Informacioni në faqe është i ndarë në tab-e, duke e bërë më të lehtë navigimin ndërmjet kategorive të të dhënave.</w:t>
       </w:r>
     </w:p>
     <w:p>
@@ -2771,13 +2671,13 @@
       <w:r>
         <w:drawing>
           <wp:inline distT="0" distR="0" distB="0" distL="0">
-            <wp:extent cx="5448300" cy="1993900"/>
-            <wp:docPr id="15" name="Drawing 15" descr="page_15.png"/>
+            <wp:extent cx="5461000" cy="2590800"/>
+            <wp:docPr id="15" name="Drawing 15" descr="page_16.png"/>
             <a:graphic xmlns:a="http://schemas.openxmlformats.org/drawingml/2006/main">
               <a:graphicData uri="http://schemas.openxmlformats.org/drawingml/2006/picture">
                 <pic:pic xmlns:pic="http://schemas.openxmlformats.org/drawingml/2006/picture">
                   <pic:nvPicPr>
-                    <pic:cNvPr id="0" name="Picture 15" descr="page_15.png"/>
+                    <pic:cNvPr id="0" name="Picture 15" descr="page_16.png"/>
                     <pic:cNvPicPr>
                       <a:picLocks noChangeAspect="true"/>
                     </pic:cNvPicPr>
@@ -2791,7 +2691,7 @@
                   <pic:spPr>
                     <a:xfrm>
                       <a:off x="0" y="0"/>
-                      <a:ext cx="5448300" cy="1993900"/>
+                      <a:ext cx="5461000" cy="2590800"/>
                     </a:xfrm>
                     <a:prstGeom prst="rect">
                       <a:avLst/>
@@ -2814,42 +2714,30 @@
           <w:i w:val="on"/>
           <w:sz w:val="20"/>
         </w:rPr>
-        <w:t>Figura 15. Tip Rrjedhë Pune</w:t>
-      </w:r>
-    </w:p>
-    <w:p>
-      <w:pPr>
-        <w:spacing w:before="250" w:after="120"/>
-      </w:pPr>
-      <w:r>
-        <w:rPr>
-          <w:b w:val="on"/>
-          <w:sz w:val="28"/>
-        </w:rPr>
-        <w:t>15.2 Përshkrimi i funksionaliteteve</w:t>
-      </w:r>
-    </w:p>
-    <w:p>
-      <w:pPr>
-        <w:spacing w:after="120"/>
-      </w:pPr>
-      <w:r>
-        <w:rPr>
-          <w:sz w:val="22"/>
-        </w:rPr>
-        <w:t>Faqja "Tip Rrjedhë Pune" përdoret për administrimin e proceseve, statuseve dhe rrjedhave të punës në sistem. Fushat kryesore të identifikuara në këtë faqe janë: Kërko.... Veprimet kryesore që mund të kryhen në këtë faqe përfshijnë: butoni "Shto" shton të dhëna të reja në sistem; butoni "Modifiko" hap ndërfaqen për modifikimin e të dhënave; butoni "Fshi" fshin ose çaktivizon të dhënën përkatëse. Të dhënat shfaqen në tabelë me kolonat kryesore: Nr, Emërtimi, Përshkrimi, Data e Fillimit. Faqja përmban ndarje në tab-e, të cilat organizojnë informacionin sipas kategorive funksionale.</w:t>
-      </w:r>
-    </w:p>
-    <w:p>
-      <w:pPr>
-        <w:spacing w:before="250" w:after="120"/>
-      </w:pPr>
-      <w:r>
-        <w:rPr>
-          <w:b w:val="on"/>
-          <w:sz w:val="28"/>
-        </w:rPr>
-        <w:t>15.3 Udhëzime përdorimi</w:t>
+        <w:t>Figura 16. Statuset</w:t>
+      </w:r>
+    </w:p>
+    <w:p>
+      <w:pPr>
+        <w:spacing w:before="250" w:after="120"/>
+      </w:pPr>
+      <w:r>
+        <w:rPr>
+          <w:b w:val="on"/>
+          <w:sz w:val="28"/>
+        </w:rPr>
+        <w:t>16.2 Përshkrimi i funksionaliteteve</w:t>
+      </w:r>
+    </w:p>
+    <w:p>
+      <w:pPr>
+        <w:spacing w:after="120"/>
+      </w:pPr>
+      <w:r>
+        <w:rPr>
+          <w:sz w:val="22"/>
+        </w:rPr>
+        <w:t>Faqja "Statuset" përmban funksionalitete kërkimi dhe filtrimi të të dhënave. Fushat kryesore të identifikuara në këtë faqe janë: Kërko.... Veprimet kryesore që mund të kryhen në këtë faqe përfshijnë: butoni "Shto" shton të dhëna të reja në sistem; butoni "Modifiko" hap ndërfaqen për modifikimin e të dhënave; butoni "Fshi" fshin ose çaktivizon të dhënën përkatëse. Të dhënat shfaqen në tabelë me kolonat kryesore: Nr, Statusi, Përshkrimi. Faqja përmban ndarje në tab-e, të cilat organizojnë informacionin sipas kategorive funksionale.</w:t>
       </w:r>
     </w:p>
     <w:p>
@@ -2940,30 +2828,30 @@
           <w:b w:val="on"/>
           <w:sz w:val="28"/>
         </w:rPr>
-        <w:t>15.4 Dritaret modale të faqes</w:t>
-      </w:r>
-    </w:p>
-    <w:p>
-      <w:pPr>
-        <w:spacing w:before="120" w:after="60"/>
-      </w:pPr>
-      <w:r>
-        <w:rPr>
-          <w:b w:val="on"/>
-          <w:sz w:val="22"/>
-        </w:rPr>
-        <w:t>15.4.1 Modifiko tipin</w:t>
-      </w:r>
-    </w:p>
-    <w:p>
-      <w:pPr>
-        <w:spacing w:after="120"/>
-      </w:pPr>
-      <w:r>
-        <w:rPr>
-          <w:sz w:val="22"/>
-        </w:rPr>
-        <w:t>Kjo dritare modale hapet pas klikimit të butonit "Modifiko".</w:t>
+        <w:t>17. Workflow (Hapat)</w:t>
+      </w:r>
+    </w:p>
+    <w:p>
+      <w:pPr>
+        <w:spacing w:before="250" w:after="120"/>
+      </w:pPr>
+      <w:r>
+        <w:rPr>
+          <w:b w:val="on"/>
+          <w:sz w:val="28"/>
+        </w:rPr>
+        <w:t>17.1 Përshkrimi i faqes</w:t>
+      </w:r>
+    </w:p>
+    <w:p>
+      <w:pPr>
+        <w:spacing w:after="120"/>
+      </w:pPr>
+      <w:r>
+        <w:rPr>
+          <w:sz w:val="22"/>
+        </w:rPr>
+        <w:t>Faqja "Workflow (Hapat)" përdoret për administrimin e proceseve, statuseve dhe rrjedhave të punës në sistem. Në këtë faqe mund të kryhen veprime si shtimin e të dhënave, modifikimin e të dhënave, fshirjen ose çaktivizimin e të dhënave.</w:t>
       </w:r>
     </w:p>
     <w:p>
@@ -2974,13 +2862,13 @@
       <w:r>
         <w:drawing>
           <wp:inline distT="0" distR="0" distB="0" distL="0">
-            <wp:extent cx="5461000" cy="2476500"/>
-            <wp:docPr id="16" name="Drawing 16" descr="page_15_modal_1.png"/>
+            <wp:extent cx="5461000" cy="2590800"/>
+            <wp:docPr id="16" name="Drawing 16" descr="page_17.png"/>
             <a:graphic xmlns:a="http://schemas.openxmlformats.org/drawingml/2006/main">
               <a:graphicData uri="http://schemas.openxmlformats.org/drawingml/2006/picture">
                 <pic:pic xmlns:pic="http://schemas.openxmlformats.org/drawingml/2006/picture">
                   <pic:nvPicPr>
-                    <pic:cNvPr id="0" name="Picture 16" descr="page_15_modal_1.png"/>
+                    <pic:cNvPr id="0" name="Picture 16" descr="page_17.png"/>
                     <pic:cNvPicPr>
                       <a:picLocks noChangeAspect="true"/>
                     </pic:cNvPicPr>
@@ -2994,7 +2882,7 @@
                   <pic:spPr>
                     <a:xfrm>
                       <a:off x="0" y="0"/>
-                      <a:ext cx="5461000" cy="2476500"/>
+                      <a:ext cx="5461000" cy="2590800"/>
                     </a:xfrm>
                     <a:prstGeom prst="rect">
                       <a:avLst/>
@@ -3017,41 +2905,42 @@
           <w:i w:val="on"/>
           <w:sz w:val="20"/>
         </w:rPr>
-        <w:t>Figura 15. Modal - Modifiko tipin</w:t>
-      </w:r>
-    </w:p>
-    <w:p>
-      <w:pPr>
-        <w:spacing w:after="120"/>
-      </w:pPr>
-      <w:r>
-        <w:rPr>
-          <w:sz w:val="22"/>
-        </w:rPr>
-        <w:t>Elementet dhe veprimet kryesore të kësaj dritareje modale janë:</w:t>
-      </w:r>
-    </w:p>
-    <w:p>
-      <w:pPr>
-        <w:spacing w:before="250" w:after="120"/>
-      </w:pPr>
-      <w:r>
-        <w:rPr>
-          <w:b w:val="on"/>
-          <w:sz w:val="28"/>
-        </w:rPr>
-        <w:t>15.4.1 Udhëzime përdorimi</w:t>
-      </w:r>
-    </w:p>
-    <w:p>
-      <w:pPr>
-        <w:spacing w:after="120"/>
-      </w:pPr>
-      <w:r>
-        <w:rPr>
-          <w:sz w:val="22"/>
-        </w:rPr>
-        <w:t>Përdoruesi mund të kryejë veprimet e mëposhtme:</w:t>
+        <w:t>Figura 17. Workflow (Hapat)</w:t>
+      </w:r>
+    </w:p>
+    <w:p>
+      <w:pPr>
+        <w:spacing w:before="250" w:after="120"/>
+      </w:pPr>
+      <w:r>
+        <w:rPr>
+          <w:b w:val="on"/>
+          <w:sz w:val="28"/>
+        </w:rPr>
+        <w:t>17.2 Përshkrimi i funksionaliteteve</w:t>
+      </w:r>
+    </w:p>
+    <w:p>
+      <w:pPr>
+        <w:spacing w:after="120"/>
+      </w:pPr>
+      <w:r>
+        <w:rPr>
+          <w:sz w:val="22"/>
+        </w:rPr>
+        <w:t>Faqja "Workflow (Hapat)" përdoret për administrimin e proceseve, statuseve dhe rrjedhave të punës në sistem.</w:t>
+      </w:r>
+    </w:p>
+    <w:p>
+      <w:pPr>
+        <w:spacing w:before="250" w:after="120"/>
+      </w:pPr>
+      <w:r>
+        <w:rPr>
+          <w:b w:val="on"/>
+          <w:sz w:val="28"/>
+        </w:rPr>
+        <w:t>17.5 Dritaret modale të faqes</w:t>
       </w:r>
     </w:p>
     <w:p>
@@ -3063,120 +2952,18 @@
           <w:b w:val="on"/>
           <w:sz w:val="22"/>
         </w:rPr>
-        <w:t>Plotësimi i fushave</w:t>
-      </w:r>
-    </w:p>
-    <w:p>
-      <w:pPr>
-        <w:spacing w:after="120"/>
-      </w:pPr>
-      <w:r>
-        <w:rPr>
-          <w:sz w:val="22"/>
-        </w:rPr>
-        <w:t>- Plotësoni fushën "Emërtimi *" për të vendosur ose filtruar informacionin përkatës.</w:t>
-      </w:r>
-    </w:p>
-    <w:p>
-      <w:pPr>
-        <w:spacing w:after="120"/>
-      </w:pPr>
-      <w:r>
-        <w:rPr>
-          <w:sz w:val="22"/>
-        </w:rPr>
-        <w:t>- Plotësoni fushën "Përshkrimi" për të vendosur ose filtruar informacionin përkatës.</w:t>
-      </w:r>
-    </w:p>
-    <w:p>
-      <w:pPr>
-        <w:spacing w:after="120"/>
-      </w:pPr>
-      <w:r>
-        <w:rPr>
-          <w:sz w:val="22"/>
-        </w:rPr>
-        <w:t>- Plotësoni fushën "Data e fillimit *" për të vendosur ose filtruar informacionin përkatës.</w:t>
-      </w:r>
-    </w:p>
-    <w:p>
-      <w:pPr>
-        <w:spacing w:after="120"/>
-      </w:pPr>
-      <w:r>
-        <w:rPr>
-          <w:sz w:val="22"/>
-        </w:rPr>
-        <w:t>- Plotësoni fushën "Data e përfundimit" për të vendosur ose filtruar informacionin përkatës.</w:t>
-      </w:r>
-    </w:p>
-    <w:p>
-      <w:pPr>
-        <w:spacing w:before="120" w:after="60"/>
-      </w:pPr>
-      <w:r>
-        <w:rPr>
-          <w:b w:val="on"/>
-          <w:sz w:val="22"/>
-        </w:rPr>
-        <w:t>Kryerja e veprimeve</w:t>
-      </w:r>
-    </w:p>
-    <w:p>
-      <w:pPr>
-        <w:spacing w:after="120"/>
-      </w:pPr>
-      <w:r>
-        <w:rPr>
-          <w:sz w:val="22"/>
-        </w:rPr>
-        <w:t>- Klikoni butonin "Mbyll" për të ekzekutuar funksionalitetin përkatës në sistem.</w:t>
-      </w:r>
-    </w:p>
-    <w:p>
-      <w:pPr>
-        <w:spacing w:after="120"/>
-      </w:pPr>
-      <w:r>
-        <w:rPr>
-          <w:sz w:val="22"/>
-        </w:rPr>
-        <w:t>- Klikoni butonin "Data e përfundimit" për të ekzekutuar funksionalitetin përkatës në sistem.</w:t>
-      </w:r>
-    </w:p>
-    <w:p>
-      <w:pPr>
-        <w:spacing w:before="250" w:after="120"/>
-      </w:pPr>
-      <w:r>
-        <w:rPr>
-          <w:b w:val="on"/>
-          <w:sz w:val="28"/>
-        </w:rPr>
-        <w:t>16. Statuset</w:t>
-      </w:r>
-    </w:p>
-    <w:p>
-      <w:pPr>
-        <w:spacing w:before="250" w:after="120"/>
-      </w:pPr>
-      <w:r>
-        <w:rPr>
-          <w:b w:val="on"/>
-          <w:sz w:val="28"/>
-        </w:rPr>
-        <w:t>16.1 Përshkrimi i faqes</w:t>
-      </w:r>
-    </w:p>
-    <w:p>
-      <w:pPr>
-        <w:spacing w:after="120"/>
-      </w:pPr>
-      <w:r>
-        <w:rPr>
-          <w:sz w:val="22"/>
-        </w:rPr>
-        <w:t>Faqja "Statuset" mundëson kërkimin, filtrimin dhe konsultimin e të dhënave në sistem. Në këtë faqe mund të kryhen veprime si shtimin e të dhënave, modifikimin e të dhënave, fshirjen ose çaktivizimin e të dhënave. Të dhënat paraqiten në tabelë me kolona si Nr, Statusi, Përshkrimi. Informacioni në faqe është i ndarë në tab-e, duke e bërë më të lehtë navigimin ndërmjet kategorive të të dhënave.</w:t>
+        <w:t>17.5.1 Shto hap</w:t>
+      </w:r>
+    </w:p>
+    <w:p>
+      <w:pPr>
+        <w:spacing w:after="120"/>
+      </w:pPr>
+      <w:r>
+        <w:rPr>
+          <w:sz w:val="22"/>
+        </w:rPr>
+        <w:t>Kjo dritare modale hapet pas klikimit të butonit "Shto".</w:t>
       </w:r>
     </w:p>
     <w:p>
@@ -3187,13 +2974,13 @@
       <w:r>
         <w:drawing>
           <wp:inline distT="0" distR="0" distB="0" distL="0">
-            <wp:extent cx="5448300" cy="1993900"/>
-            <wp:docPr id="17" name="Drawing 17" descr="page_16.png"/>
+            <wp:extent cx="5461000" cy="2603500"/>
+            <wp:docPr id="17" name="Drawing 17" descr="page_17_modal_1.png"/>
             <a:graphic xmlns:a="http://schemas.openxmlformats.org/drawingml/2006/main">
               <a:graphicData uri="http://schemas.openxmlformats.org/drawingml/2006/picture">
                 <pic:pic xmlns:pic="http://schemas.openxmlformats.org/drawingml/2006/picture">
                   <pic:nvPicPr>
-                    <pic:cNvPr id="0" name="Picture 17" descr="page_16.png"/>
+                    <pic:cNvPr id="0" name="Picture 17" descr="page_17_modal_1.png"/>
                     <pic:cNvPicPr>
                       <a:picLocks noChangeAspect="true"/>
                     </pic:cNvPicPr>
@@ -3207,7 +2994,7 @@
                   <pic:spPr>
                     <a:xfrm>
                       <a:off x="0" y="0"/>
-                      <a:ext cx="5448300" cy="1993900"/>
+                      <a:ext cx="5461000" cy="2603500"/>
                     </a:xfrm>
                     <a:prstGeom prst="rect">
                       <a:avLst/>
@@ -3230,42 +3017,18 @@
           <w:i w:val="on"/>
           <w:sz w:val="20"/>
         </w:rPr>
-        <w:t>Figura 16. Statuset</w:t>
-      </w:r>
-    </w:p>
-    <w:p>
-      <w:pPr>
-        <w:spacing w:before="250" w:after="120"/>
-      </w:pPr>
-      <w:r>
-        <w:rPr>
-          <w:b w:val="on"/>
-          <w:sz w:val="28"/>
-        </w:rPr>
-        <w:t>16.2 Përshkrimi i funksionaliteteve</w:t>
-      </w:r>
-    </w:p>
-    <w:p>
-      <w:pPr>
-        <w:spacing w:after="120"/>
-      </w:pPr>
-      <w:r>
-        <w:rPr>
-          <w:sz w:val="22"/>
-        </w:rPr>
-        <w:t>Faqja "Statuset" përmban funksionalitete kërkimi dhe filtrimi të të dhënave. Fushat kryesore të identifikuara në këtë faqe janë: Kërko.... Veprimet kryesore që mund të kryhen në këtë faqe përfshijnë: butoni "Shto" shton të dhëna të reja në sistem; butoni "Modifiko" hap ndërfaqen për modifikimin e të dhënave; butoni "Fshi" fshin ose çaktivizon të dhënën përkatëse. Të dhënat shfaqen në tabelë me kolonat kryesore: Nr, Statusi, Përshkrimi. Faqja përmban ndarje në tab-e, të cilat organizojnë informacionin sipas kategorive funksionale.</w:t>
-      </w:r>
-    </w:p>
-    <w:p>
-      <w:pPr>
-        <w:spacing w:before="250" w:after="120"/>
-      </w:pPr>
-      <w:r>
-        <w:rPr>
-          <w:b w:val="on"/>
-          <w:sz w:val="28"/>
-        </w:rPr>
-        <w:t>16.3 Udhëzime përdorimi</w:t>
+        <w:t>Figura 17. Modal - Shto hap</w:t>
+      </w:r>
+    </w:p>
+    <w:p>
+      <w:pPr>
+        <w:spacing w:after="120"/>
+      </w:pPr>
+      <w:r>
+        <w:rPr>
+          <w:sz w:val="22"/>
+        </w:rPr>
+        <w:t>Elementet dhe veprimet kryesore të kësaj dritareje modale janë:</w:t>
       </w:r>
     </w:p>
     <w:p>
@@ -3299,7 +3062,29 @@
         <w:rPr>
           <w:sz w:val="22"/>
         </w:rPr>
-        <w:t>- Plotësoni fushën "Kërko..." për të vendosur ose filtruar informacionin përkatës.</w:t>
+        <w:t>- Plotësoni fushën "Data e fillimit: *" për të vendosur ose filtruar informacionin përkatës.</w:t>
+      </w:r>
+    </w:p>
+    <w:p>
+      <w:pPr>
+        <w:spacing w:after="120"/>
+      </w:pPr>
+      <w:r>
+        <w:rPr>
+          <w:sz w:val="22"/>
+        </w:rPr>
+        <w:t>- Plotësoni fushën "Data e përfundimit:" për të vendosur ose filtruar informacionin përkatës.</w:t>
+      </w:r>
+    </w:p>
+    <w:p>
+      <w:pPr>
+        <w:spacing w:after="120"/>
+      </w:pPr>
+      <w:r>
+        <w:rPr>
+          <w:sz w:val="22"/>
+        </w:rPr>
+        <w:t>- Plotësoni fushën "Përshkrimi: *" për të vendosur ose filtruar informacionin përkatës.</w:t>
       </w:r>
     </w:p>
     <w:p>
@@ -3322,64 +3107,53 @@
         <w:rPr>
           <w:sz w:val="22"/>
         </w:rPr>
-        <w:t>- Klikoni butonin "Shto" për të shtuar një rekord të ri në sistem.</w:t>
-      </w:r>
-    </w:p>
-    <w:p>
-      <w:pPr>
-        <w:spacing w:after="120"/>
-      </w:pPr>
-      <w:r>
-        <w:rPr>
-          <w:sz w:val="22"/>
-        </w:rPr>
-        <w:t>- Klikoni butonin "Modifiko" për të modifikuar të dhënat ekzistuese.</w:t>
-      </w:r>
-    </w:p>
-    <w:p>
-      <w:pPr>
-        <w:spacing w:after="120"/>
-      </w:pPr>
-      <w:r>
-        <w:rPr>
-          <w:sz w:val="22"/>
-        </w:rPr>
-        <w:t>- Klikoni butonin "Fshi" për të fshirë të dhënën përkatëse.</w:t>
-      </w:r>
-    </w:p>
-    <w:p>
-      <w:pPr>
-        <w:spacing w:before="250" w:after="120"/>
-      </w:pPr>
-      <w:r>
-        <w:rPr>
-          <w:b w:val="on"/>
-          <w:sz w:val="28"/>
-        </w:rPr>
-        <w:t>16.4 Dritaret modale të faqes</w:t>
-      </w:r>
-    </w:p>
-    <w:p>
-      <w:pPr>
-        <w:spacing w:before="120" w:after="60"/>
-      </w:pPr>
-      <w:r>
-        <w:rPr>
-          <w:b w:val="on"/>
-          <w:sz w:val="22"/>
-        </w:rPr>
-        <w:t>16.4.1 Modifikim Statusi</w:t>
-      </w:r>
-    </w:p>
-    <w:p>
-      <w:pPr>
-        <w:spacing w:after="120"/>
-      </w:pPr>
-      <w:r>
-        <w:rPr>
-          <w:sz w:val="22"/>
-        </w:rPr>
-        <w:t>Kjo dritare modale hapet pas klikimit të butonit "Modifiko".</w:t>
+        <w:t>- Klikoni butonin "Ruaj" për të ruajtur ndryshimet e kryera.</w:t>
+      </w:r>
+    </w:p>
+    <w:p>
+      <w:pPr>
+        <w:spacing w:after="120"/>
+      </w:pPr>
+      <w:r>
+        <w:rPr>
+          <w:sz w:val="22"/>
+        </w:rPr>
+        <w:t>- Klikoni butonin "Anullo" për të ekzekutuar funksionalitetin përkatës në sistem.</w:t>
+      </w:r>
+    </w:p>
+    <w:p>
+      <w:pPr>
+        <w:spacing w:before="250" w:after="120"/>
+      </w:pPr>
+      <w:r>
+        <w:rPr>
+          <w:b w:val="on"/>
+          <w:sz w:val="28"/>
+        </w:rPr>
+        <w:t>18. Shërbimet</w:t>
+      </w:r>
+    </w:p>
+    <w:p>
+      <w:pPr>
+        <w:spacing w:before="250" w:after="120"/>
+      </w:pPr>
+      <w:r>
+        <w:rPr>
+          <w:b w:val="on"/>
+          <w:sz w:val="28"/>
+        </w:rPr>
+        <w:t>18.1 Përshkrimi i faqes</w:t>
+      </w:r>
+    </w:p>
+    <w:p>
+      <w:pPr>
+        <w:spacing w:after="120"/>
+      </w:pPr>
+      <w:r>
+        <w:rPr>
+          <w:sz w:val="22"/>
+        </w:rPr>
+        <w:t>Faqja "Shërbimet" mundëson kërkimin, filtrimin dhe konsultimin e të dhënave në sistem. Në këtë faqe mund të kryhen veprime si shtimin e të dhënave, modifikimin e të dhënave, fshirjen ose çaktivizimin e të dhënave. Të dhënat paraqiten në tabelë me kolona si Nr, Emërtimi i Shërbimit, Kodi i Shërbimit, Afati Kohor, Institucioni, Data e Fillimit. Informacioni në faqe është i ndarë në tab-e, duke e bërë më të lehtë navigimin ndërmjet kategorive të të dhënave.</w:t>
       </w:r>
     </w:p>
     <w:p>
@@ -3390,13 +3164,13 @@
       <w:r>
         <w:drawing>
           <wp:inline distT="0" distR="0" distB="0" distL="0">
-            <wp:extent cx="5461000" cy="2476500"/>
-            <wp:docPr id="18" name="Drawing 18" descr="page_16_modal_1.png"/>
+            <wp:extent cx="5461000" cy="2590800"/>
+            <wp:docPr id="18" name="Drawing 18" descr="page_18.png"/>
             <a:graphic xmlns:a="http://schemas.openxmlformats.org/drawingml/2006/main">
               <a:graphicData uri="http://schemas.openxmlformats.org/drawingml/2006/picture">
                 <pic:pic xmlns:pic="http://schemas.openxmlformats.org/drawingml/2006/picture">
                   <pic:nvPicPr>
-                    <pic:cNvPr id="0" name="Picture 18" descr="page_16_modal_1.png"/>
+                    <pic:cNvPr id="0" name="Picture 18" descr="page_18.png"/>
                     <pic:cNvPicPr>
                       <a:picLocks noChangeAspect="true"/>
                     </pic:cNvPicPr>
@@ -3410,7 +3184,7 @@
                   <pic:spPr>
                     <a:xfrm>
                       <a:off x="0" y="0"/>
-                      <a:ext cx="5461000" cy="2476500"/>
+                      <a:ext cx="5461000" cy="2590800"/>
                     </a:xfrm>
                     <a:prstGeom prst="rect">
                       <a:avLst/>
@@ -3433,30 +3207,30 @@
           <w:i w:val="on"/>
           <w:sz w:val="20"/>
         </w:rPr>
-        <w:t>Figura 16. Modal - Modifikim Statusi</w:t>
-      </w:r>
-    </w:p>
-    <w:p>
-      <w:pPr>
-        <w:spacing w:after="120"/>
-      </w:pPr>
-      <w:r>
-        <w:rPr>
-          <w:sz w:val="22"/>
-        </w:rPr>
-        <w:t>Elementet dhe veprimet kryesore të kësaj dritareje modale janë:</w:t>
-      </w:r>
-    </w:p>
-    <w:p>
-      <w:pPr>
-        <w:spacing w:before="250" w:after="120"/>
-      </w:pPr>
-      <w:r>
-        <w:rPr>
-          <w:b w:val="on"/>
-          <w:sz w:val="28"/>
-        </w:rPr>
-        <w:t>16.4.1 Udhëzime përdorimi</w:t>
+        <w:t>Figura 18. Shërbimet</w:t>
+      </w:r>
+    </w:p>
+    <w:p>
+      <w:pPr>
+        <w:spacing w:before="250" w:after="120"/>
+      </w:pPr>
+      <w:r>
+        <w:rPr>
+          <w:b w:val="on"/>
+          <w:sz w:val="28"/>
+        </w:rPr>
+        <w:t>18.2 Përshkrimi i funksionaliteteve</w:t>
+      </w:r>
+    </w:p>
+    <w:p>
+      <w:pPr>
+        <w:spacing w:after="120"/>
+      </w:pPr>
+      <w:r>
+        <w:rPr>
+          <w:sz w:val="22"/>
+        </w:rPr>
+        <w:t>Faqja "Shërbimet" përmban funksionalitete kërkimi dhe filtrimi të të dhënave. Fushat kryesore të identifikuara në këtë faqe janë: Kërko.... Veprimet kryesore që mund të kryhen në këtë faqe përfshijnë: butoni "Shto" shton të dhëna të reja në sistem; butoni "Modifiko" hap ndërfaqen për modifikimin e të dhënave; butoni "Fshi" fshin ose çaktivizon të dhënën përkatëse. Të dhënat shfaqen në tabelë me kolonat kryesore: Nr, Emërtimi i Shërbimit, Kodi i Shërbimit, Afati Kohor, Institucioni, Data e Fillimit. Faqja përmban ndarje në tab-e, të cilat organizojnë informacionin sipas kategorive funksionale.</w:t>
       </w:r>
     </w:p>
     <w:p>
@@ -3490,62 +3264,7 @@
         <w:rPr>
           <w:sz w:val="22"/>
         </w:rPr>
-        <w:t>- Plotësoni fushën "Emërtimi *" për të vendosur ose filtruar informacionin përkatës.</w:t>
-      </w:r>
-    </w:p>
-    <w:p>
-      <w:pPr>
-        <w:spacing w:after="120"/>
-      </w:pPr>
-      <w:r>
-        <w:rPr>
-          <w:sz w:val="22"/>
-        </w:rPr>
-        <w:t>- Plotësoni fushën "Përshkrim" për të vendosur ose filtruar informacionin përkatës.</w:t>
-      </w:r>
-    </w:p>
-    <w:p>
-      <w:pPr>
-        <w:spacing w:after="120"/>
-      </w:pPr>
-      <w:r>
-        <w:rPr>
-          <w:sz w:val="22"/>
-        </w:rPr>
-        <w:t>- Plotësoni fushën "Aprovues" për të vendosur ose filtruar informacionin përkatës.</w:t>
-      </w:r>
-    </w:p>
-    <w:p>
-      <w:pPr>
-        <w:spacing w:after="120"/>
-      </w:pPr>
-      <w:r>
-        <w:rPr>
-          <w:sz w:val="22"/>
-        </w:rPr>
-        <w:t>- Plotësoni fushën "Refuzues" për të vendosur ose filtruar informacionin përkatës.</w:t>
-      </w:r>
-    </w:p>
-    <w:p>
-      <w:pPr>
-        <w:spacing w:after="120"/>
-      </w:pPr>
-      <w:r>
-        <w:rPr>
-          <w:sz w:val="22"/>
-        </w:rPr>
-        <w:t>- Plotësoni fushën "Mbyllje Aplikimi" për të vendosur ose filtruar informacionin përkatës.</w:t>
-      </w:r>
-    </w:p>
-    <w:p>
-      <w:pPr>
-        <w:spacing w:after="120"/>
-      </w:pPr>
-      <w:r>
-        <w:rPr>
-          <w:sz w:val="22"/>
-        </w:rPr>
-        <w:t>- Plotësoni fushën "Emërtimi i dytë" për të vendosur ose filtruar informacionin përkatës.</w:t>
+        <w:t>- Plotësoni fushën "Kërko..." për të vendosur ose filtruar informacionin përkatës.</w:t>
       </w:r>
     </w:p>
     <w:p>
@@ -3568,53 +3287,64 @@
         <w:rPr>
           <w:sz w:val="22"/>
         </w:rPr>
-        <w:t>- Klikoni butonin "Close" për të ekzekutuar funksionalitetin përkatës në sistem.</w:t>
-      </w:r>
-    </w:p>
-    <w:p>
-      <w:pPr>
-        <w:spacing w:after="120"/>
-      </w:pPr>
-      <w:r>
-        <w:rPr>
-          <w:sz w:val="22"/>
-        </w:rPr>
-        <w:t>- Klikoni butonin "Emërtimi i dytë" për të ekzekutuar funksionalitetin përkatës në sistem.</w:t>
-      </w:r>
-    </w:p>
-    <w:p>
-      <w:pPr>
-        <w:spacing w:before="250" w:after="120"/>
-      </w:pPr>
-      <w:r>
-        <w:rPr>
-          <w:b w:val="on"/>
-          <w:sz w:val="28"/>
-        </w:rPr>
-        <w:t>17. Workflow (Hapat)</w:t>
-      </w:r>
-    </w:p>
-    <w:p>
-      <w:pPr>
-        <w:spacing w:before="250" w:after="120"/>
-      </w:pPr>
-      <w:r>
-        <w:rPr>
-          <w:b w:val="on"/>
-          <w:sz w:val="28"/>
-        </w:rPr>
-        <w:t>17.1 Përshkrimi i faqes</w:t>
-      </w:r>
-    </w:p>
-    <w:p>
-      <w:pPr>
-        <w:spacing w:after="120"/>
-      </w:pPr>
-      <w:r>
-        <w:rPr>
-          <w:sz w:val="22"/>
-        </w:rPr>
-        <w:t>Faqja "Workflow (Hapat)" përdoret për administrimin e proceseve, statuseve dhe rrjedhave të punës në sistem. Në këtë faqe mund të kryhen veprime si shtimin e të dhënave, modifikimin e të dhënave, fshirjen ose çaktivizimin e të dhënave.</w:t>
+        <w:t>- Klikoni butonin "Shto" për të shtuar një rekord të ri në sistem.</w:t>
+      </w:r>
+    </w:p>
+    <w:p>
+      <w:pPr>
+        <w:spacing w:after="120"/>
+      </w:pPr>
+      <w:r>
+        <w:rPr>
+          <w:sz w:val="22"/>
+        </w:rPr>
+        <w:t>- Klikoni butonin "Modifiko" për të modifikuar të dhënat ekzistuese.</w:t>
+      </w:r>
+    </w:p>
+    <w:p>
+      <w:pPr>
+        <w:spacing w:after="120"/>
+      </w:pPr>
+      <w:r>
+        <w:rPr>
+          <w:sz w:val="22"/>
+        </w:rPr>
+        <w:t>- Klikoni butonin "Fshi" për të fshirë të dhënën përkatëse.</w:t>
+      </w:r>
+    </w:p>
+    <w:p>
+      <w:pPr>
+        <w:spacing w:before="250" w:after="120"/>
+      </w:pPr>
+      <w:r>
+        <w:rPr>
+          <w:b w:val="on"/>
+          <w:sz w:val="28"/>
+        </w:rPr>
+        <w:t>19. Statistika për NIM të IAL</w:t>
+      </w:r>
+    </w:p>
+    <w:p>
+      <w:pPr>
+        <w:spacing w:before="250" w:after="120"/>
+      </w:pPr>
+      <w:r>
+        <w:rPr>
+          <w:b w:val="on"/>
+          <w:sz w:val="28"/>
+        </w:rPr>
+        <w:t>19.1 Përshkrimi i faqes</w:t>
+      </w:r>
+    </w:p>
+    <w:p>
+      <w:pPr>
+        <w:spacing w:after="120"/>
+      </w:pPr>
+      <w:r>
+        <w:rPr>
+          <w:sz w:val="22"/>
+        </w:rPr>
+        <w:t>Faqja "Statistika për NIM të IAL" mundëson kërkimin, filtrimin dhe konsultimin e të dhënave në sistem. Në këtë faqe mund të kryhen veprime si ekzekutimin e veprimit "Pastro", eksportimin ose shkarkimin e të dhënave. Të dhënat paraqiten në tabelë me kolona si Totali, Nr, Universiteti, BACHELOR, Bachelor - KP, Bachelor - PT. Informacioni në faqe është i ndarë në tab-e, duke e bërë më të lehtë navigimin ndërmjet kategorive të të dhënave.</w:t>
       </w:r>
     </w:p>
     <w:p>
@@ -3625,13 +3355,13 @@
       <w:r>
         <w:drawing>
           <wp:inline distT="0" distR="0" distB="0" distL="0">
-            <wp:extent cx="5448300" cy="4038600"/>
-            <wp:docPr id="19" name="Drawing 19" descr="page_17.png"/>
+            <wp:extent cx="5461000" cy="2590800"/>
+            <wp:docPr id="19" name="Drawing 19" descr="page_19.png"/>
             <a:graphic xmlns:a="http://schemas.openxmlformats.org/drawingml/2006/main">
               <a:graphicData uri="http://schemas.openxmlformats.org/drawingml/2006/picture">
                 <pic:pic xmlns:pic="http://schemas.openxmlformats.org/drawingml/2006/picture">
                   <pic:nvPicPr>
-                    <pic:cNvPr id="0" name="Picture 19" descr="page_17.png"/>
+                    <pic:cNvPr id="0" name="Picture 19" descr="page_19.png"/>
                     <pic:cNvPicPr>
                       <a:picLocks noChangeAspect="true"/>
                     </pic:cNvPicPr>
@@ -3645,7 +3375,7 @@
                   <pic:spPr>
                     <a:xfrm>
                       <a:off x="0" y="0"/>
-                      <a:ext cx="5448300" cy="4038600"/>
+                      <a:ext cx="5461000" cy="2590800"/>
                     </a:xfrm>
                     <a:prstGeom prst="rect">
                       <a:avLst/>
@@ -3668,65 +3398,99 @@
           <w:i w:val="on"/>
           <w:sz w:val="20"/>
         </w:rPr>
-        <w:t>Figura 17. Workflow (Hapat)</w:t>
-      </w:r>
-    </w:p>
-    <w:p>
-      <w:pPr>
-        <w:spacing w:before="250" w:after="120"/>
-      </w:pPr>
-      <w:r>
-        <w:rPr>
-          <w:b w:val="on"/>
-          <w:sz w:val="28"/>
-        </w:rPr>
-        <w:t>17.2 Përshkrimi i funksionaliteteve</w:t>
-      </w:r>
-    </w:p>
-    <w:p>
-      <w:pPr>
-        <w:spacing w:after="120"/>
-      </w:pPr>
-      <w:r>
-        <w:rPr>
-          <w:sz w:val="22"/>
-        </w:rPr>
-        <w:t>Faqja "Workflow (Hapat)" përdoret për administrimin e proceseve, statuseve dhe rrjedhave të punës në sistem.</w:t>
-      </w:r>
-    </w:p>
-    <w:p>
-      <w:pPr>
-        <w:spacing w:before="250" w:after="120"/>
-      </w:pPr>
-      <w:r>
-        <w:rPr>
-          <w:b w:val="on"/>
-          <w:sz w:val="28"/>
-        </w:rPr>
-        <w:t>18. Shërbimet</w:t>
-      </w:r>
-    </w:p>
-    <w:p>
-      <w:pPr>
-        <w:spacing w:before="250" w:after="120"/>
-      </w:pPr>
-      <w:r>
-        <w:rPr>
-          <w:b w:val="on"/>
-          <w:sz w:val="28"/>
-        </w:rPr>
-        <w:t>18.1 Përshkrimi i faqes</w:t>
-      </w:r>
-    </w:p>
-    <w:p>
-      <w:pPr>
-        <w:spacing w:after="120"/>
-      </w:pPr>
-      <w:r>
-        <w:rPr>
-          <w:sz w:val="22"/>
-        </w:rPr>
-        <w:t>Faqja "Shërbimet" mundëson kërkimin, filtrimin dhe konsultimin e të dhënave në sistem. Në këtë faqe mund të kryhen veprime si shtimin e të dhënave, modifikimin e të dhënave, fshirjen ose çaktivizimin e të dhënave. Të dhënat paraqiten në tabelë me kolona si Nr, Emërtimi i Shërbimit, Kodi i Shërbimit, Afati Kohor, Institucioni, Data e Fillimit. Informacioni në faqe është i ndarë në tab-e, duke e bërë më të lehtë navigimin ndërmjet kategorive të të dhënave.</w:t>
+        <w:t>Figura 19. Statistika për NIM të IAL</w:t>
+      </w:r>
+    </w:p>
+    <w:p>
+      <w:pPr>
+        <w:spacing w:before="250" w:after="120"/>
+      </w:pPr>
+      <w:r>
+        <w:rPr>
+          <w:b w:val="on"/>
+          <w:sz w:val="28"/>
+        </w:rPr>
+        <w:t>19.2 Përshkrimi i funksionaliteteve</w:t>
+      </w:r>
+    </w:p>
+    <w:p>
+      <w:pPr>
+        <w:spacing w:after="120"/>
+      </w:pPr>
+      <w:r>
+        <w:rPr>
+          <w:sz w:val="22"/>
+        </w:rPr>
+        <w:t>Faqja "Statistika për NIM të IAL" përdoret për analizimin vizual të të dhënave statistikore, filtrimin e rezultateve dhe monitorimin e treguesve kryesorë të sistemit. Fushat kryesore të identifikuara në këtë faqe janë: Institucioni i Arsimit të Lartë:. Të dhënat shfaqen në tabelë me kolonat kryesore: Totali, Nr, Universiteti, BACHELOR, Bachelor - KP, Bachelor - PT, Master i shkencave, Master profesional. Faqja përmban ndarje në tab-e, të cilat organizojnë informacionin sipas kategorive funksionale.</w:t>
+      </w:r>
+    </w:p>
+    <w:p>
+      <w:pPr>
+        <w:spacing w:after="120"/>
+      </w:pPr>
+      <w:r>
+        <w:rPr>
+          <w:sz w:val="22"/>
+        </w:rPr>
+        <w:t>Përdoruesi mund të kryejë veprimet e mëposhtme:</w:t>
+      </w:r>
+    </w:p>
+    <w:p>
+      <w:pPr>
+        <w:spacing w:before="120" w:after="60"/>
+      </w:pPr>
+      <w:r>
+        <w:rPr>
+          <w:b w:val="on"/>
+          <w:sz w:val="22"/>
+        </w:rPr>
+        <w:t>Plotësimi i fushave</w:t>
+      </w:r>
+    </w:p>
+    <w:p>
+      <w:pPr>
+        <w:spacing w:after="120"/>
+      </w:pPr>
+      <w:r>
+        <w:rPr>
+          <w:sz w:val="22"/>
+        </w:rPr>
+        <w:t>- Plotësoni fushën "Institucioni i Arsimit të Lartë:" për të vendosur ose filtruar informacionin përkatës.</w:t>
+      </w:r>
+    </w:p>
+    <w:p>
+      <w:pPr>
+        <w:spacing w:before="250" w:after="120"/>
+      </w:pPr>
+      <w:r>
+        <w:rPr>
+          <w:b w:val="on"/>
+          <w:sz w:val="28"/>
+        </w:rPr>
+        <w:t>20. Raporte Loge</w:t>
+      </w:r>
+    </w:p>
+    <w:p>
+      <w:pPr>
+        <w:spacing w:before="250" w:after="120"/>
+      </w:pPr>
+      <w:r>
+        <w:rPr>
+          <w:b w:val="on"/>
+          <w:sz w:val="28"/>
+        </w:rPr>
+        <w:t>20.1 Përshkrimi i faqes</w:t>
+      </w:r>
+    </w:p>
+    <w:p>
+      <w:pPr>
+        <w:spacing w:after="120"/>
+      </w:pPr>
+      <w:r>
+        <w:rPr>
+          <w:sz w:val="22"/>
+        </w:rPr>
+        <w:t>Faqja "Raporte Loge" përdoret për kërkimin dhe administrimin e përdoruesve, roleve ose të drejtave të aksesit në sistem. Fushat kryesore të faqes përfshijnë Kërkoni përdoruesin, data Logs. Të dhënat paraqiten në tabelë me kolona si Nr, Data, Përdoruesi, Lloji i Veprimit, Veprimi. Informacioni në faqe është i ndarë në tab-e, duke e bërë më të lehtë navigimin ndërmjet kategorive të të dhënave.</w:t>
       </w:r>
     </w:p>
     <w:p>
@@ -3737,13 +3501,13 @@
       <w:r>
         <w:drawing>
           <wp:inline distT="0" distR="0" distB="0" distL="0">
-            <wp:extent cx="5448300" cy="1993900"/>
-            <wp:docPr id="20" name="Drawing 20" descr="page_18.png"/>
+            <wp:extent cx="5461000" cy="2590800"/>
+            <wp:docPr id="20" name="Drawing 20" descr="page_20.png"/>
             <a:graphic xmlns:a="http://schemas.openxmlformats.org/drawingml/2006/main">
               <a:graphicData uri="http://schemas.openxmlformats.org/drawingml/2006/picture">
                 <pic:pic xmlns:pic="http://schemas.openxmlformats.org/drawingml/2006/picture">
                   <pic:nvPicPr>
-                    <pic:cNvPr id="0" name="Picture 20" descr="page_18.png"/>
+                    <pic:cNvPr id="0" name="Picture 20" descr="page_20.png"/>
                     <pic:cNvPicPr>
                       <a:picLocks noChangeAspect="true"/>
                     </pic:cNvPicPr>
@@ -3757,7 +3521,7 @@
                   <pic:spPr>
                     <a:xfrm>
                       <a:off x="0" y="0"/>
-                      <a:ext cx="5448300" cy="1993900"/>
+                      <a:ext cx="5461000" cy="2590800"/>
                     </a:xfrm>
                     <a:prstGeom prst="rect">
                       <a:avLst/>
@@ -3780,42 +3544,30 @@
           <w:i w:val="on"/>
           <w:sz w:val="20"/>
         </w:rPr>
-        <w:t>Figura 18. Shërbimet</w:t>
-      </w:r>
-    </w:p>
-    <w:p>
-      <w:pPr>
-        <w:spacing w:before="250" w:after="120"/>
-      </w:pPr>
-      <w:r>
-        <w:rPr>
-          <w:b w:val="on"/>
-          <w:sz w:val="28"/>
-        </w:rPr>
-        <w:t>18.2 Përshkrimi i funksionaliteteve</w:t>
-      </w:r>
-    </w:p>
-    <w:p>
-      <w:pPr>
-        <w:spacing w:after="120"/>
-      </w:pPr>
-      <w:r>
-        <w:rPr>
-          <w:sz w:val="22"/>
-        </w:rPr>
-        <w:t>Faqja "Shërbimet" përmban funksionalitete kërkimi dhe filtrimi të të dhënave. Fushat kryesore të identifikuara në këtë faqe janë: Kërko.... Veprimet kryesore që mund të kryhen në këtë faqe përfshijnë: butoni "Shto" shton të dhëna të reja në sistem; butoni "Modifiko" hap ndërfaqen për modifikimin e të dhënave; butoni "Fshi" fshin ose çaktivizon të dhënën përkatëse. Të dhënat shfaqen në tabelë me kolonat kryesore: Nr, Emërtimi i Shërbimit, Kodi i Shërbimit, Afati Kohor, Institucioni, Data e Fillimit. Faqja përmban ndarje në tab-e, të cilat organizojnë informacionin sipas kategorive funksionale.</w:t>
-      </w:r>
-    </w:p>
-    <w:p>
-      <w:pPr>
-        <w:spacing w:before="250" w:after="120"/>
-      </w:pPr>
-      <w:r>
-        <w:rPr>
-          <w:b w:val="on"/>
-          <w:sz w:val="28"/>
-        </w:rPr>
-        <w:t>18.3 Udhëzime përdorimi</w:t>
+        <w:t>Figura 20. Raporte Loge</w:t>
+      </w:r>
+    </w:p>
+    <w:p>
+      <w:pPr>
+        <w:spacing w:before="250" w:after="120"/>
+      </w:pPr>
+      <w:r>
+        <w:rPr>
+          <w:b w:val="on"/>
+          <w:sz w:val="28"/>
+        </w:rPr>
+        <w:t>20.2 Përshkrimi i funksionaliteteve</w:t>
+      </w:r>
+    </w:p>
+    <w:p>
+      <w:pPr>
+        <w:spacing w:after="120"/>
+      </w:pPr>
+      <w:r>
+        <w:rPr>
+          <w:sz w:val="22"/>
+        </w:rPr>
+        <w:t>Faqja "Raporte Loge" përdoret për kërkimin dhe administrimin e përdoruesve, roleve ose të drejtave të aksesit. Fushat kryesore të identifikuara në këtë faqe janë: Përdoruesi:, Nga data /Te Data:. Të dhënat shfaqen në tabelë me kolonat kryesore: Nr, Data, Përdoruesi, Lloji i Veprimit, Veprimi. Faqja përmban ndarje në tab-e, të cilat organizojnë informacionin sipas kategorive funksionale.</w:t>
       </w:r>
     </w:p>
     <w:p>
@@ -3849,87 +3601,53 @@
         <w:rPr>
           <w:sz w:val="22"/>
         </w:rPr>
-        <w:t>- Plotësoni fushën "Kërko..." për të vendosur ose filtruar informacionin përkatës.</w:t>
-      </w:r>
-    </w:p>
-    <w:p>
-      <w:pPr>
-        <w:spacing w:before="120" w:after="60"/>
-      </w:pPr>
-      <w:r>
-        <w:rPr>
-          <w:b w:val="on"/>
-          <w:sz w:val="22"/>
-        </w:rPr>
-        <w:t>Kryerja e veprimeve</w:t>
-      </w:r>
-    </w:p>
-    <w:p>
-      <w:pPr>
-        <w:spacing w:after="120"/>
-      </w:pPr>
-      <w:r>
-        <w:rPr>
-          <w:sz w:val="22"/>
-        </w:rPr>
-        <w:t>- Klikoni butonin "Shto" për të shtuar një rekord të ri në sistem.</w:t>
-      </w:r>
-    </w:p>
-    <w:p>
-      <w:pPr>
-        <w:spacing w:after="120"/>
-      </w:pPr>
-      <w:r>
-        <w:rPr>
-          <w:sz w:val="22"/>
-        </w:rPr>
-        <w:t>- Klikoni butonin "Modifiko" për të modifikuar të dhënat ekzistuese.</w:t>
-      </w:r>
-    </w:p>
-    <w:p>
-      <w:pPr>
-        <w:spacing w:after="120"/>
-      </w:pPr>
-      <w:r>
-        <w:rPr>
-          <w:sz w:val="22"/>
-        </w:rPr>
-        <w:t>- Klikoni butonin "Fshi" për të fshirë të dhënën përkatëse.</w:t>
-      </w:r>
-    </w:p>
-    <w:p>
-      <w:pPr>
-        <w:spacing w:before="250" w:after="120"/>
-      </w:pPr>
-      <w:r>
-        <w:rPr>
-          <w:b w:val="on"/>
-          <w:sz w:val="28"/>
-        </w:rPr>
-        <w:t>18.4 Dritaret modale të faqes</w:t>
-      </w:r>
-    </w:p>
-    <w:p>
-      <w:pPr>
-        <w:spacing w:before="120" w:after="60"/>
-      </w:pPr>
-      <w:r>
-        <w:rPr>
-          <w:b w:val="on"/>
-          <w:sz w:val="22"/>
-        </w:rPr>
-        <w:t>18.4.1 Modifiko</w:t>
-      </w:r>
-    </w:p>
-    <w:p>
-      <w:pPr>
-        <w:spacing w:after="120"/>
-      </w:pPr>
-      <w:r>
-        <w:rPr>
-          <w:sz w:val="22"/>
-        </w:rPr>
-        <w:t>Kjo dritare modale hapet pas klikimit të butonit "Modifiko".</w:t>
+        <w:t>- Plotësoni fushën "Përdoruesi:" për të vendosur ose filtruar informacionin përkatës.</w:t>
+      </w:r>
+    </w:p>
+    <w:p>
+      <w:pPr>
+        <w:spacing w:after="120"/>
+      </w:pPr>
+      <w:r>
+        <w:rPr>
+          <w:sz w:val="22"/>
+        </w:rPr>
+        <w:t>- Plotësoni fushën "Nga data /Te Data:" për të vendosur ose filtruar informacionin përkatës.</w:t>
+      </w:r>
+    </w:p>
+    <w:p>
+      <w:pPr>
+        <w:spacing w:before="250" w:after="120"/>
+      </w:pPr>
+      <w:r>
+        <w:rPr>
+          <w:b w:val="on"/>
+          <w:sz w:val="28"/>
+        </w:rPr>
+        <w:t>21. Raporte për aksesimin e sistemit</w:t>
+      </w:r>
+    </w:p>
+    <w:p>
+      <w:pPr>
+        <w:spacing w:before="250" w:after="120"/>
+      </w:pPr>
+      <w:r>
+        <w:rPr>
+          <w:b w:val="on"/>
+          <w:sz w:val="28"/>
+        </w:rPr>
+        <w:t>21.1 Përshkrimi i faqes</w:t>
+      </w:r>
+    </w:p>
+    <w:p>
+      <w:pPr>
+        <w:spacing w:after="120"/>
+      </w:pPr>
+      <w:r>
+        <w:rPr>
+          <w:sz w:val="22"/>
+        </w:rPr>
+        <w:t>Faqja "Raporte për aksesimin e sistemit" përdoret për kërkimin dhe administrimin e përdoruesve, roleve ose të drejtave të aksesit në sistem. Fushat kryesore të faqes përfshijnë Kërkoni përdoruesin, data Logs1. Të dhënat paraqiten në tabelë me kolona si Nr, Data, Përdoruesi, Lloji i Veprimit, Veprimi. Informacioni në faqe është i ndarë në tab-e, duke e bërë më të lehtë navigimin ndërmjet kategorive të të dhënave.</w:t>
       </w:r>
     </w:p>
     <w:p>
@@ -3940,13 +3658,13 @@
       <w:r>
         <w:drawing>
           <wp:inline distT="0" distR="0" distB="0" distL="0">
-            <wp:extent cx="5461000" cy="2489200"/>
-            <wp:docPr id="21" name="Drawing 21" descr="page_18_modal_1.png"/>
+            <wp:extent cx="5461000" cy="2590800"/>
+            <wp:docPr id="21" name="Drawing 21" descr="page_21.png"/>
             <a:graphic xmlns:a="http://schemas.openxmlformats.org/drawingml/2006/main">
               <a:graphicData uri="http://schemas.openxmlformats.org/drawingml/2006/picture">
                 <pic:pic xmlns:pic="http://schemas.openxmlformats.org/drawingml/2006/picture">
                   <pic:nvPicPr>
-                    <pic:cNvPr id="0" name="Picture 21" descr="page_18_modal_1.png"/>
+                    <pic:cNvPr id="0" name="Picture 21" descr="page_21.png"/>
                     <pic:cNvPicPr>
                       <a:picLocks noChangeAspect="true"/>
                     </pic:cNvPicPr>
@@ -3960,7 +3678,7 @@
                   <pic:spPr>
                     <a:xfrm>
                       <a:off x="0" y="0"/>
-                      <a:ext cx="5461000" cy="2489200"/>
+                      <a:ext cx="5461000" cy="2590800"/>
                     </a:xfrm>
                     <a:prstGeom prst="rect">
                       <a:avLst/>
@@ -3983,568 +3701,6 @@
           <w:i w:val="on"/>
           <w:sz w:val="20"/>
         </w:rPr>
-        <w:t>Figura 18. Modal - Modifiko</w:t>
-      </w:r>
-    </w:p>
-    <w:p>
-      <w:pPr>
-        <w:spacing w:after="120"/>
-      </w:pPr>
-      <w:r>
-        <w:rPr>
-          <w:sz w:val="22"/>
-        </w:rPr>
-        <w:t>Elementet dhe veprimet kryesore të kësaj dritareje modale janë:</w:t>
-      </w:r>
-    </w:p>
-    <w:p>
-      <w:pPr>
-        <w:spacing w:before="250" w:after="120"/>
-      </w:pPr>
-      <w:r>
-        <w:rPr>
-          <w:b w:val="on"/>
-          <w:sz w:val="28"/>
-        </w:rPr>
-        <w:t>18.4.1 Udhëzime përdorimi</w:t>
-      </w:r>
-    </w:p>
-    <w:p>
-      <w:pPr>
-        <w:spacing w:after="120"/>
-      </w:pPr>
-      <w:r>
-        <w:rPr>
-          <w:sz w:val="22"/>
-        </w:rPr>
-        <w:t>Përdoruesi mund të kryejë veprimet e mëposhtme:</w:t>
-      </w:r>
-    </w:p>
-    <w:p>
-      <w:pPr>
-        <w:spacing w:before="120" w:after="60"/>
-      </w:pPr>
-      <w:r>
-        <w:rPr>
-          <w:b w:val="on"/>
-          <w:sz w:val="22"/>
-        </w:rPr>
-        <w:t>Plotësimi i fushave</w:t>
-      </w:r>
-    </w:p>
-    <w:p>
-      <w:pPr>
-        <w:spacing w:after="120"/>
-      </w:pPr>
-      <w:r>
-        <w:rPr>
-          <w:sz w:val="22"/>
-        </w:rPr>
-        <w:t>- Plotësoni fushën "Emërtimi i shërbimit: *" për të vendosur ose filtruar informacionin përkatës.</w:t>
-      </w:r>
-    </w:p>
-    <w:p>
-      <w:pPr>
-        <w:spacing w:after="120"/>
-      </w:pPr>
-      <w:r>
-        <w:rPr>
-          <w:sz w:val="22"/>
-        </w:rPr>
-        <w:t>- Plotësoni fushën "Kodi i shërbimit: *" për të vendosur ose filtruar informacionin përkatës.</w:t>
-      </w:r>
-    </w:p>
-    <w:p>
-      <w:pPr>
-        <w:spacing w:after="120"/>
-      </w:pPr>
-      <w:r>
-        <w:rPr>
-          <w:sz w:val="22"/>
-        </w:rPr>
-        <w:t>- Plotësoni fushën "Afati kohor: *" për të vendosur ose filtruar informacionin përkatës.</w:t>
-      </w:r>
-    </w:p>
-    <w:p>
-      <w:pPr>
-        <w:spacing w:after="120"/>
-      </w:pPr>
-      <w:r>
-        <w:rPr>
-          <w:sz w:val="22"/>
-        </w:rPr>
-        <w:t>- Plotësoni fushën "Afati kohor për ankimimin: *" për të vendosur ose filtruar informacionin përkatës.</w:t>
-      </w:r>
-    </w:p>
-    <w:p>
-      <w:pPr>
-        <w:spacing w:after="120"/>
-      </w:pPr>
-      <w:r>
-        <w:rPr>
-          <w:sz w:val="22"/>
-        </w:rPr>
-        <w:t>- Plotësoni fushën "Afati kohor për dokumentacionin shtesë: *" për të vendosur ose filtruar informacionin përkatës.</w:t>
-      </w:r>
-    </w:p>
-    <w:p>
-      <w:pPr>
-        <w:spacing w:after="120"/>
-      </w:pPr>
-      <w:r>
-        <w:rPr>
-          <w:sz w:val="22"/>
-        </w:rPr>
-        <w:t>- Plotësoni fushën "Data e fillimit: *" për të vendosur ose filtruar informacionin përkatës.</w:t>
-      </w:r>
-    </w:p>
-    <w:p>
-      <w:pPr>
-        <w:spacing w:after="120"/>
-      </w:pPr>
-      <w:r>
-        <w:rPr>
-          <w:sz w:val="22"/>
-        </w:rPr>
-        <w:t>- Plotësoni fushën "Data e përfundimit:" për të vendosur ose filtruar informacionin përkatës.</w:t>
-      </w:r>
-    </w:p>
-    <w:p>
-      <w:pPr>
-        <w:spacing w:before="120" w:after="60"/>
-      </w:pPr>
-      <w:r>
-        <w:rPr>
-          <w:b w:val="on"/>
-          <w:sz w:val="22"/>
-        </w:rPr>
-        <w:t>Kryerja e veprimeve</w:t>
-      </w:r>
-    </w:p>
-    <w:p>
-      <w:pPr>
-        <w:spacing w:after="120"/>
-      </w:pPr>
-      <w:r>
-        <w:rPr>
-          <w:sz w:val="22"/>
-        </w:rPr>
-        <w:t>- Klikoni butonin "Mbyll" për të ekzekutuar funksionalitetin përkatës në sistem.</w:t>
-      </w:r>
-    </w:p>
-    <w:p>
-      <w:pPr>
-        <w:spacing w:before="250" w:after="120"/>
-      </w:pPr>
-      <w:r>
-        <w:rPr>
-          <w:b w:val="on"/>
-          <w:sz w:val="28"/>
-        </w:rPr>
-        <w:t>19. Statistika për NIM të IAL</w:t>
-      </w:r>
-    </w:p>
-    <w:p>
-      <w:pPr>
-        <w:spacing w:before="250" w:after="120"/>
-      </w:pPr>
-      <w:r>
-        <w:rPr>
-          <w:b w:val="on"/>
-          <w:sz w:val="28"/>
-        </w:rPr>
-        <w:t>19.1 Përshkrimi i faqes</w:t>
-      </w:r>
-    </w:p>
-    <w:p>
-      <w:pPr>
-        <w:spacing w:after="120"/>
-      </w:pPr>
-      <w:r>
-        <w:rPr>
-          <w:sz w:val="22"/>
-        </w:rPr>
-        <w:t>Faqja "Statistika për NIM të IAL" mundëson kërkimin, filtrimin dhe konsultimin e të dhënave në sistem. Në këtë faqe mund të kryhen veprime si ekzekutimin e veprimit "Pastro", eksportimin ose shkarkimin e të dhënave. Të dhënat paraqiten në tabelë me kolona si Totali, Nr, Universiteti, BACHELOR, Bachelor - KP, Bachelor - PT. Informacioni në faqe është i ndarë në tab-e, duke e bërë më të lehtë navigimin ndërmjet kategorive të të dhënave.</w:t>
-      </w:r>
-    </w:p>
-    <w:p>
-      <w:pPr>
-        <w:spacing w:before="120" w:after="80"/>
-        <w:jc w:val="center"/>
-      </w:pPr>
-      <w:r>
-        <w:drawing>
-          <wp:inline distT="0" distR="0" distB="0" distL="0">
-            <wp:extent cx="5448300" cy="1993900"/>
-            <wp:docPr id="22" name="Drawing 22" descr="page_19.png"/>
-            <a:graphic xmlns:a="http://schemas.openxmlformats.org/drawingml/2006/main">
-              <a:graphicData uri="http://schemas.openxmlformats.org/drawingml/2006/picture">
-                <pic:pic xmlns:pic="http://schemas.openxmlformats.org/drawingml/2006/picture">
-                  <pic:nvPicPr>
-                    <pic:cNvPr id="0" name="Picture 22" descr="page_19.png"/>
-                    <pic:cNvPicPr>
-                      <a:picLocks noChangeAspect="true"/>
-                    </pic:cNvPicPr>
-                  </pic:nvPicPr>
-                  <pic:blipFill>
-                    <a:blip r:embed="rId24"/>
-                    <a:stretch>
-                      <a:fillRect/>
-                    </a:stretch>
-                  </pic:blipFill>
-                  <pic:spPr>
-                    <a:xfrm>
-                      <a:off x="0" y="0"/>
-                      <a:ext cx="5448300" cy="1993900"/>
-                    </a:xfrm>
-                    <a:prstGeom prst="rect">
-                      <a:avLst/>
-                    </a:prstGeom>
-                  </pic:spPr>
-                </pic:pic>
-              </a:graphicData>
-            </a:graphic>
-          </wp:inline>
-        </w:drawing>
-      </w:r>
-    </w:p>
-    <w:p>
-      <w:pPr>
-        <w:spacing w:after="180"/>
-        <w:jc w:val="center"/>
-      </w:pPr>
-      <w:r>
-        <w:rPr>
-          <w:i w:val="on"/>
-          <w:sz w:val="20"/>
-        </w:rPr>
-        <w:t>Figura 19. Statistika për NIM të IAL</w:t>
-      </w:r>
-    </w:p>
-    <w:p>
-      <w:pPr>
-        <w:spacing w:before="250" w:after="120"/>
-      </w:pPr>
-      <w:r>
-        <w:rPr>
-          <w:b w:val="on"/>
-          <w:sz w:val="28"/>
-        </w:rPr>
-        <w:t>19.2 Përshkrimi i funksionaliteteve</w:t>
-      </w:r>
-    </w:p>
-    <w:p>
-      <w:pPr>
-        <w:spacing w:after="120"/>
-      </w:pPr>
-      <w:r>
-        <w:rPr>
-          <w:sz w:val="22"/>
-        </w:rPr>
-        <w:t>Faqja "Statistika për NIM të IAL" përdoret për analizimin vizual të të dhënave statistikore, filtrimin e rezultateve dhe monitorimin e treguesve kryesorë të sistemit. Fushat kryesore të identifikuara në këtë faqe janë: Institucioni i Arsimit të Lartë:. Të dhënat shfaqen në tabelë me kolonat kryesore: Totali, Nr, Universiteti, BACHELOR, Bachelor - KP, Bachelor - PT, Master i shkencave, Master profesional. Faqja përmban ndarje në tab-e, të cilat organizojnë informacionin sipas kategorive funksionale.</w:t>
-      </w:r>
-    </w:p>
-    <w:p>
-      <w:pPr>
-        <w:spacing w:before="250" w:after="120"/>
-      </w:pPr>
-      <w:r>
-        <w:rPr>
-          <w:b w:val="on"/>
-          <w:sz w:val="28"/>
-        </w:rPr>
-        <w:t>19.3 Udhëzime përdorimi</w:t>
-      </w:r>
-    </w:p>
-    <w:p>
-      <w:pPr>
-        <w:spacing w:after="120"/>
-      </w:pPr>
-      <w:r>
-        <w:rPr>
-          <w:sz w:val="22"/>
-        </w:rPr>
-        <w:t>Përdoruesi mund të kryejë veprimet e mëposhtme:</w:t>
-      </w:r>
-    </w:p>
-    <w:p>
-      <w:pPr>
-        <w:spacing w:before="120" w:after="60"/>
-      </w:pPr>
-      <w:r>
-        <w:rPr>
-          <w:b w:val="on"/>
-          <w:sz w:val="22"/>
-        </w:rPr>
-        <w:t>Plotësimi i fushave</w:t>
-      </w:r>
-    </w:p>
-    <w:p>
-      <w:pPr>
-        <w:spacing w:after="120"/>
-      </w:pPr>
-      <w:r>
-        <w:rPr>
-          <w:sz w:val="22"/>
-        </w:rPr>
-        <w:t>- Plotësoni fushën "Institucioni i Arsimit të Lartë:" për të vendosur ose filtruar informacionin përkatës.</w:t>
-      </w:r>
-    </w:p>
-    <w:p>
-      <w:pPr>
-        <w:spacing w:before="250" w:after="120"/>
-      </w:pPr>
-      <w:r>
-        <w:rPr>
-          <w:b w:val="on"/>
-          <w:sz w:val="28"/>
-        </w:rPr>
-        <w:t>20. Raporte Loge</w:t>
-      </w:r>
-    </w:p>
-    <w:p>
-      <w:pPr>
-        <w:spacing w:before="250" w:after="120"/>
-      </w:pPr>
-      <w:r>
-        <w:rPr>
-          <w:b w:val="on"/>
-          <w:sz w:val="28"/>
-        </w:rPr>
-        <w:t>20.1 Përshkrimi i faqes</w:t>
-      </w:r>
-    </w:p>
-    <w:p>
-      <w:pPr>
-        <w:spacing w:after="120"/>
-      </w:pPr>
-      <w:r>
-        <w:rPr>
-          <w:sz w:val="22"/>
-        </w:rPr>
-        <w:t>Faqja "Raporte Loge" përdoret për kërkimin dhe administrimin e përdoruesve, roleve ose të drejtave të aksesit në sistem. Fushat kryesore të faqes përfshijnë Kërkoni përdoruesin, data Logs. Të dhënat paraqiten në tabelë me kolona si Nr, Data, Përdoruesi, Lloji i Veprimit, Veprimi. Informacioni në faqe është i ndarë në tab-e, duke e bërë më të lehtë navigimin ndërmjet kategorive të të dhënave.</w:t>
-      </w:r>
-    </w:p>
-    <w:p>
-      <w:pPr>
-        <w:spacing w:before="120" w:after="80"/>
-        <w:jc w:val="center"/>
-      </w:pPr>
-      <w:r>
-        <w:drawing>
-          <wp:inline distT="0" distR="0" distB="0" distL="0">
-            <wp:extent cx="5448300" cy="2755900"/>
-            <wp:docPr id="23" name="Drawing 23" descr="page_20.png"/>
-            <a:graphic xmlns:a="http://schemas.openxmlformats.org/drawingml/2006/main">
-              <a:graphicData uri="http://schemas.openxmlformats.org/drawingml/2006/picture">
-                <pic:pic xmlns:pic="http://schemas.openxmlformats.org/drawingml/2006/picture">
-                  <pic:nvPicPr>
-                    <pic:cNvPr id="0" name="Picture 23" descr="page_20.png"/>
-                    <pic:cNvPicPr>
-                      <a:picLocks noChangeAspect="true"/>
-                    </pic:cNvPicPr>
-                  </pic:nvPicPr>
-                  <pic:blipFill>
-                    <a:blip r:embed="rId25"/>
-                    <a:stretch>
-                      <a:fillRect/>
-                    </a:stretch>
-                  </pic:blipFill>
-                  <pic:spPr>
-                    <a:xfrm>
-                      <a:off x="0" y="0"/>
-                      <a:ext cx="5448300" cy="2755900"/>
-                    </a:xfrm>
-                    <a:prstGeom prst="rect">
-                      <a:avLst/>
-                    </a:prstGeom>
-                  </pic:spPr>
-                </pic:pic>
-              </a:graphicData>
-            </a:graphic>
-          </wp:inline>
-        </w:drawing>
-      </w:r>
-    </w:p>
-    <w:p>
-      <w:pPr>
-        <w:spacing w:after="180"/>
-        <w:jc w:val="center"/>
-      </w:pPr>
-      <w:r>
-        <w:rPr>
-          <w:i w:val="on"/>
-          <w:sz w:val="20"/>
-        </w:rPr>
-        <w:t>Figura 20. Raporte Loge</w:t>
-      </w:r>
-    </w:p>
-    <w:p>
-      <w:pPr>
-        <w:spacing w:before="250" w:after="120"/>
-      </w:pPr>
-      <w:r>
-        <w:rPr>
-          <w:b w:val="on"/>
-          <w:sz w:val="28"/>
-        </w:rPr>
-        <w:t>20.2 Përshkrimi i funksionaliteteve</w:t>
-      </w:r>
-    </w:p>
-    <w:p>
-      <w:pPr>
-        <w:spacing w:after="120"/>
-      </w:pPr>
-      <w:r>
-        <w:rPr>
-          <w:sz w:val="22"/>
-        </w:rPr>
-        <w:t>Faqja "Raporte Loge" përdoret për kërkimin dhe administrimin e përdoruesve, roleve ose të drejtave të aksesit. Fushat kryesore të identifikuara në këtë faqe janë: Përdoruesi:, Nga data /Te Data:. Të dhënat shfaqen në tabelë me kolonat kryesore: Nr, Data, Përdoruesi, Lloji i Veprimit, Veprimi. Faqja përmban ndarje në tab-e, të cilat organizojnë informacionin sipas kategorive funksionale.</w:t>
-      </w:r>
-    </w:p>
-    <w:p>
-      <w:pPr>
-        <w:spacing w:before="250" w:after="120"/>
-      </w:pPr>
-      <w:r>
-        <w:rPr>
-          <w:b w:val="on"/>
-          <w:sz w:val="28"/>
-        </w:rPr>
-        <w:t>20.3 Udhëzime përdorimi</w:t>
-      </w:r>
-    </w:p>
-    <w:p>
-      <w:pPr>
-        <w:spacing w:after="120"/>
-      </w:pPr>
-      <w:r>
-        <w:rPr>
-          <w:sz w:val="22"/>
-        </w:rPr>
-        <w:t>Përdoruesi mund të kryejë veprimet e mëposhtme:</w:t>
-      </w:r>
-    </w:p>
-    <w:p>
-      <w:pPr>
-        <w:spacing w:before="120" w:after="60"/>
-      </w:pPr>
-      <w:r>
-        <w:rPr>
-          <w:b w:val="on"/>
-          <w:sz w:val="22"/>
-        </w:rPr>
-        <w:t>Plotësimi i fushave</w:t>
-      </w:r>
-    </w:p>
-    <w:p>
-      <w:pPr>
-        <w:spacing w:after="120"/>
-      </w:pPr>
-      <w:r>
-        <w:rPr>
-          <w:sz w:val="22"/>
-        </w:rPr>
-        <w:t>- Plotësoni fushën "Përdoruesi:" për të vendosur ose filtruar informacionin përkatës.</w:t>
-      </w:r>
-    </w:p>
-    <w:p>
-      <w:pPr>
-        <w:spacing w:after="120"/>
-      </w:pPr>
-      <w:r>
-        <w:rPr>
-          <w:sz w:val="22"/>
-        </w:rPr>
-        <w:t>- Plotësoni fushën "Nga data /Te Data:" për të vendosur ose filtruar informacionin përkatës.</w:t>
-      </w:r>
-    </w:p>
-    <w:p>
-      <w:pPr>
-        <w:spacing w:before="250" w:after="120"/>
-      </w:pPr>
-      <w:r>
-        <w:rPr>
-          <w:b w:val="on"/>
-          <w:sz w:val="28"/>
-        </w:rPr>
-        <w:t>21. Raporte për aksesimin e sistemit</w:t>
-      </w:r>
-    </w:p>
-    <w:p>
-      <w:pPr>
-        <w:spacing w:before="250" w:after="120"/>
-      </w:pPr>
-      <w:r>
-        <w:rPr>
-          <w:b w:val="on"/>
-          <w:sz w:val="28"/>
-        </w:rPr>
-        <w:t>21.1 Përshkrimi i faqes</w:t>
-      </w:r>
-    </w:p>
-    <w:p>
-      <w:pPr>
-        <w:spacing w:after="120"/>
-      </w:pPr>
-      <w:r>
-        <w:rPr>
-          <w:sz w:val="22"/>
-        </w:rPr>
-        <w:t>Faqja "Raporte për aksesimin e sistemit" përdoret për kërkimin dhe administrimin e përdoruesve, roleve ose të drejtave të aksesit në sistem. Fushat kryesore të faqes përfshijnë Kërkoni përdoruesin, data Logs1. Të dhënat paraqiten në tabelë me kolona si Nr, Data, Përdoruesi, Lloji i Veprimit, Veprimi. Informacioni në faqe është i ndarë në tab-e, duke e bërë më të lehtë navigimin ndërmjet kategorive të të dhënave.</w:t>
-      </w:r>
-    </w:p>
-    <w:p>
-      <w:pPr>
-        <w:spacing w:before="120" w:after="80"/>
-        <w:jc w:val="center"/>
-      </w:pPr>
-      <w:r>
-        <w:drawing>
-          <wp:inline distT="0" distR="0" distB="0" distL="0">
-            <wp:extent cx="5448300" cy="2755900"/>
-            <wp:docPr id="24" name="Drawing 24" descr="page_21.png"/>
-            <a:graphic xmlns:a="http://schemas.openxmlformats.org/drawingml/2006/main">
-              <a:graphicData uri="http://schemas.openxmlformats.org/drawingml/2006/picture">
-                <pic:pic xmlns:pic="http://schemas.openxmlformats.org/drawingml/2006/picture">
-                  <pic:nvPicPr>
-                    <pic:cNvPr id="0" name="Picture 24" descr="page_21.png"/>
-                    <pic:cNvPicPr>
-                      <a:picLocks noChangeAspect="true"/>
-                    </pic:cNvPicPr>
-                  </pic:nvPicPr>
-                  <pic:blipFill>
-                    <a:blip r:embed="rId26"/>
-                    <a:stretch>
-                      <a:fillRect/>
-                    </a:stretch>
-                  </pic:blipFill>
-                  <pic:spPr>
-                    <a:xfrm>
-                      <a:off x="0" y="0"/>
-                      <a:ext cx="5448300" cy="2755900"/>
-                    </a:xfrm>
-                    <a:prstGeom prst="rect">
-                      <a:avLst/>
-                    </a:prstGeom>
-                  </pic:spPr>
-                </pic:pic>
-              </a:graphicData>
-            </a:graphic>
-          </wp:inline>
-        </w:drawing>
-      </w:r>
-    </w:p>
-    <w:p>
-      <w:pPr>
-        <w:spacing w:after="180"/>
-        <w:jc w:val="center"/>
-      </w:pPr>
-      <w:r>
-        <w:rPr>
-          <w:i w:val="on"/>
-          <w:sz w:val="20"/>
-        </w:rPr>
         <w:t>Figura 21. Raporte për aksesimin e sistemit</w:t>
       </w:r>
     </w:p>
@@ -4569,18 +3725,6 @@
           <w:sz w:val="22"/>
         </w:rPr>
         <w:t>Faqja "Raporte për aksesimin e sistemit" përdoret për kërkimin dhe administrimin e përdoruesve, roleve ose të drejtave të aksesit. Fushat kryesore të identifikuara në këtë faqe janë: Përdoruesi:, Nga data /Te Data:. Të dhënat shfaqen në tabelë me kolonat kryesore: Nr, Data, Përdoruesi, Lloji i Veprimit, Veprimi. Faqja përmban ndarje në tab-e, të cilat organizojnë informacionin sipas kategorive funksionale.</w:t>
-      </w:r>
-    </w:p>
-    <w:p>
-      <w:pPr>
-        <w:spacing w:before="250" w:after="120"/>
-      </w:pPr>
-      <w:r>
-        <w:rPr>
-          <w:b w:val="on"/>
-          <w:sz w:val="28"/>
-        </w:rPr>
-        <w:t>21.3 Udhëzime përdorimi</w:t>
       </w:r>
     </w:p>
     <w:p>
